--- a/VKR/Practice/Отчет преддипломной практики - Чжоу Хунсян Р34131.docx
+++ b/VKR/Practice/Отчет преддипломной практики - Чжоу Хунсян Р34131.docx
@@ -430,7 +430,6 @@
         </w:rPr>
         <w:t xml:space="preserve">Руководитель ВКР: </w:t>
       </w:r>
-      <w:proofErr w:type="spellStart"/>
       <w:r>
         <w:rPr>
           <w:rFonts w:hint="eastAsia"/>
@@ -439,7 +438,6 @@
         </w:rPr>
         <w:t>Штенников</w:t>
       </w:r>
-      <w:proofErr w:type="spellEnd"/>
       <w:r>
         <w:rPr>
           <w:i/>
@@ -1207,86 +1205,13 @@
         <w:ind w:left="0" w:firstLine="0"/>
         <w:jc w:val="left"/>
       </w:pPr>
-      <w:proofErr w:type="spellStart"/>
       <w:r>
         <w:rPr>
           <w:color w:val="666666"/>
           <w:sz w:val="24"/>
         </w:rPr>
         <w:lastRenderedPageBreak/>
-        <w:t>Таблица</w:t>
-      </w:r>
-      <w:proofErr w:type="spellEnd"/>
-      <w:r>
-        <w:rPr>
-          <w:color w:val="666666"/>
-          <w:sz w:val="24"/>
-        </w:rPr>
-        <w:t xml:space="preserve"> 1. </w:t>
-      </w:r>
-      <w:proofErr w:type="spellStart"/>
-      <w:r>
-        <w:rPr>
-          <w:color w:val="666666"/>
-          <w:sz w:val="24"/>
-        </w:rPr>
-        <w:t>Этапы</w:t>
-      </w:r>
-      <w:proofErr w:type="spellEnd"/>
-      <w:r>
-        <w:rPr>
-          <w:color w:val="666666"/>
-          <w:sz w:val="24"/>
-        </w:rPr>
-        <w:t xml:space="preserve"> </w:t>
-      </w:r>
-      <w:proofErr w:type="spellStart"/>
-      <w:r>
-        <w:rPr>
-          <w:color w:val="666666"/>
-          <w:sz w:val="24"/>
-        </w:rPr>
-        <w:t>производственной</w:t>
-      </w:r>
-      <w:proofErr w:type="spellEnd"/>
-      <w:r>
-        <w:rPr>
-          <w:color w:val="666666"/>
-          <w:sz w:val="24"/>
-        </w:rPr>
-        <w:t xml:space="preserve"> </w:t>
-      </w:r>
-      <w:proofErr w:type="spellStart"/>
-      <w:r>
-        <w:rPr>
-          <w:color w:val="666666"/>
-          <w:sz w:val="24"/>
-        </w:rPr>
-        <w:t>преддипломной</w:t>
-      </w:r>
-      <w:proofErr w:type="spellEnd"/>
-      <w:r>
-        <w:rPr>
-          <w:color w:val="666666"/>
-          <w:sz w:val="24"/>
-        </w:rPr>
-        <w:t xml:space="preserve"> </w:t>
-      </w:r>
-      <w:proofErr w:type="spellStart"/>
-      <w:r>
-        <w:rPr>
-          <w:color w:val="666666"/>
-          <w:sz w:val="24"/>
-        </w:rPr>
-        <w:t>практики</w:t>
-      </w:r>
-      <w:proofErr w:type="spellEnd"/>
-      <w:r>
-        <w:rPr>
-          <w:color w:val="666666"/>
-          <w:sz w:val="24"/>
-        </w:rPr>
-        <w:t xml:space="preserve"> </w:t>
+        <w:t xml:space="preserve">Таблица 1. Этапы производственной преддипломной практики </w:t>
       </w:r>
     </w:p>
     <w:tbl>
@@ -1340,21 +1265,12 @@
               <w:ind w:left="26" w:firstLine="0"/>
               <w:jc w:val="left"/>
             </w:pPr>
-            <w:proofErr w:type="spellStart"/>
             <w:r>
               <w:rPr>
                 <w:b/>
                 <w:sz w:val="24"/>
               </w:rPr>
-              <w:t>этапа</w:t>
-            </w:r>
-            <w:proofErr w:type="spellEnd"/>
-            <w:r>
-              <w:rPr>
-                <w:b/>
-                <w:sz w:val="24"/>
-              </w:rPr>
-              <w:t xml:space="preserve"> </w:t>
+              <w:t xml:space="preserve">этапа </w:t>
             </w:r>
           </w:p>
         </w:tc>
@@ -1375,37 +1291,12 @@
               <w:ind w:left="0" w:right="4" w:firstLine="0"/>
               <w:jc w:val="center"/>
             </w:pPr>
-            <w:proofErr w:type="spellStart"/>
             <w:r>
               <w:rPr>
                 <w:b/>
                 <w:sz w:val="24"/>
               </w:rPr>
-              <w:t>Наименовани</w:t>
-            </w:r>
-            <w:proofErr w:type="spellEnd"/>
-            <w:r>
-              <w:rPr>
-                <w:b/>
-                <w:sz w:val="24"/>
-              </w:rPr>
-              <w:t xml:space="preserve"> е </w:t>
-            </w:r>
-            <w:proofErr w:type="spellStart"/>
-            <w:r>
-              <w:rPr>
-                <w:b/>
-                <w:sz w:val="24"/>
-              </w:rPr>
-              <w:t>этапа</w:t>
-            </w:r>
-            <w:proofErr w:type="spellEnd"/>
-            <w:r>
-              <w:rPr>
-                <w:b/>
-                <w:sz w:val="24"/>
-              </w:rPr>
-              <w:t xml:space="preserve"> </w:t>
+              <w:t xml:space="preserve">Наименовани е этапа </w:t>
             </w:r>
           </w:p>
         </w:tc>
@@ -1426,37 +1317,12 @@
               <w:ind w:left="0" w:right="56" w:firstLine="0"/>
               <w:jc w:val="center"/>
             </w:pPr>
-            <w:proofErr w:type="spellStart"/>
             <w:r>
               <w:rPr>
                 <w:b/>
                 <w:sz w:val="24"/>
               </w:rPr>
-              <w:t>Задание</w:t>
-            </w:r>
-            <w:proofErr w:type="spellEnd"/>
-            <w:r>
-              <w:rPr>
-                <w:b/>
-                <w:sz w:val="24"/>
-              </w:rPr>
-              <w:t xml:space="preserve"> </w:t>
-            </w:r>
-            <w:proofErr w:type="spellStart"/>
-            <w:r>
-              <w:rPr>
-                <w:b/>
-                <w:sz w:val="24"/>
-              </w:rPr>
-              <w:t>этапа</w:t>
-            </w:r>
-            <w:proofErr w:type="spellEnd"/>
-            <w:r>
-              <w:rPr>
-                <w:b/>
-                <w:sz w:val="24"/>
-              </w:rPr>
-              <w:t xml:space="preserve"> </w:t>
+              <w:t xml:space="preserve">Задание этапа </w:t>
             </w:r>
           </w:p>
         </w:tc>
@@ -1507,33 +1373,11 @@
               <w:ind w:left="0" w:firstLine="0"/>
               <w:jc w:val="center"/>
             </w:pPr>
-            <w:proofErr w:type="spellStart"/>
             <w:r>
               <w:rPr>
                 <w:sz w:val="24"/>
               </w:rPr>
-              <w:t>Инструктаж</w:t>
-            </w:r>
-            <w:proofErr w:type="spellEnd"/>
-            <w:r>
-              <w:rPr>
-                <w:sz w:val="24"/>
-              </w:rPr>
-              <w:t xml:space="preserve"> </w:t>
-            </w:r>
-            <w:proofErr w:type="spellStart"/>
-            <w:r>
-              <w:rPr>
-                <w:sz w:val="24"/>
-              </w:rPr>
-              <w:t>обучающегося</w:t>
-            </w:r>
-            <w:proofErr w:type="spellEnd"/>
-            <w:r>
-              <w:rPr>
-                <w:sz w:val="24"/>
-              </w:rPr>
-              <w:t xml:space="preserve"> </w:t>
+              <w:t xml:space="preserve">Инструктаж обучающегося </w:t>
             </w:r>
           </w:p>
         </w:tc>
@@ -1613,33 +1457,11 @@
               <w:ind w:left="0" w:firstLine="0"/>
               <w:jc w:val="center"/>
             </w:pPr>
-            <w:proofErr w:type="spellStart"/>
             <w:r>
               <w:rPr>
                 <w:sz w:val="24"/>
               </w:rPr>
-              <w:t>Написание</w:t>
-            </w:r>
-            <w:proofErr w:type="spellEnd"/>
-            <w:r>
-              <w:rPr>
-                <w:sz w:val="24"/>
-              </w:rPr>
-              <w:t xml:space="preserve"> </w:t>
-            </w:r>
-            <w:proofErr w:type="spellStart"/>
-            <w:r>
-              <w:rPr>
-                <w:sz w:val="24"/>
-              </w:rPr>
-              <w:t>текста</w:t>
-            </w:r>
-            <w:proofErr w:type="spellEnd"/>
-            <w:r>
-              <w:rPr>
-                <w:sz w:val="24"/>
-              </w:rPr>
-              <w:t xml:space="preserve"> ВКР </w:t>
+              <w:t xml:space="preserve">Написание текста ВКР </w:t>
             </w:r>
           </w:p>
         </w:tc>
@@ -1667,14 +1489,12 @@
               </w:rPr>
               <w:t xml:space="preserve">Подготовить текст ВКР в соответствии с инд. заданием. Текст ВКР представляется в электронном виде и включает введение, основную часть, заключение (не менее 40 страниц, в которые не входят титульный лист, аннотация, задание на ВКР, оглавление/содержание, список сокращений, список источников и приложения). Во введении дается общая характеристика работы (актуальность темы, цель и задачи исследования, степень проработанности проблемы, методы исследования, объект и предмет исследования, положения, выносимые на защиту, научная новизна и практическая значимость работы, апробация и внедрение результатов исследования, личный вклад). При составлении обзора необходимо использовать не менее 20 источников не старше 5 лет, в том числе не менее 20% научных статей в изданиях, рекомендованных ВАК РФ для диссертаций, и не менее 15% в изданиях, индексируемых в базах </w:t>
             </w:r>
-            <w:proofErr w:type="spellStart"/>
             <w:r>
               <w:rPr>
                 <w:sz w:val="24"/>
               </w:rPr>
               <w:t>WoS</w:t>
             </w:r>
-            <w:proofErr w:type="spellEnd"/>
             <w:r>
               <w:rPr>
                 <w:sz w:val="24"/>
@@ -1699,63 +1519,7 @@
               <w:rPr>
                 <w:sz w:val="24"/>
               </w:rPr>
-              <w:t xml:space="preserve">К </w:t>
-            </w:r>
-            <w:proofErr w:type="spellStart"/>
-            <w:r>
-              <w:rPr>
-                <w:sz w:val="24"/>
-              </w:rPr>
-              <w:t>отчёту</w:t>
-            </w:r>
-            <w:proofErr w:type="spellEnd"/>
-            <w:r>
-              <w:rPr>
-                <w:sz w:val="24"/>
-              </w:rPr>
-              <w:t xml:space="preserve"> </w:t>
-            </w:r>
-            <w:proofErr w:type="spellStart"/>
-            <w:r>
-              <w:rPr>
-                <w:sz w:val="24"/>
-              </w:rPr>
-              <w:t>текст</w:t>
-            </w:r>
-            <w:proofErr w:type="spellEnd"/>
-            <w:r>
-              <w:rPr>
-                <w:sz w:val="24"/>
-              </w:rPr>
-              <w:t xml:space="preserve"> ВКР </w:t>
-            </w:r>
-            <w:proofErr w:type="spellStart"/>
-            <w:r>
-              <w:rPr>
-                <w:sz w:val="24"/>
-              </w:rPr>
-              <w:t>не</w:t>
-            </w:r>
-            <w:proofErr w:type="spellEnd"/>
-            <w:r>
-              <w:rPr>
-                <w:sz w:val="24"/>
-              </w:rPr>
-              <w:t xml:space="preserve"> </w:t>
-            </w:r>
-            <w:proofErr w:type="spellStart"/>
-            <w:r>
-              <w:rPr>
-                <w:sz w:val="24"/>
-              </w:rPr>
-              <w:t>прикладывается</w:t>
-            </w:r>
-            <w:proofErr w:type="spellEnd"/>
-            <w:r>
-              <w:rPr>
-                <w:sz w:val="24"/>
-              </w:rPr>
-              <w:t xml:space="preserve">. </w:t>
+              <w:t xml:space="preserve">К отчёту текст ВКР не прикладывается. </w:t>
             </w:r>
           </w:p>
         </w:tc>
@@ -1918,19 +1682,11 @@
               <w:ind w:left="0" w:firstLine="0"/>
               <w:jc w:val="center"/>
             </w:pPr>
-            <w:proofErr w:type="spellStart"/>
             <w:r>
               <w:rPr>
                 <w:sz w:val="24"/>
               </w:rPr>
-              <w:t>Предзащита</w:t>
-            </w:r>
-            <w:proofErr w:type="spellEnd"/>
-            <w:r>
-              <w:rPr>
-                <w:sz w:val="24"/>
-              </w:rPr>
-              <w:t xml:space="preserve"> ВКР </w:t>
+              <w:t xml:space="preserve">Предзащита ВКР </w:t>
             </w:r>
           </w:p>
         </w:tc>
@@ -2133,35 +1889,7 @@
         <w:rPr>
           <w:color w:val="000000"/>
         </w:rPr>
-        <w:t xml:space="preserve">1.  </w:t>
-      </w:r>
-      <w:proofErr w:type="spellStart"/>
-      <w:r>
-        <w:rPr>
-          <w:color w:val="000000"/>
-        </w:rPr>
-        <w:t>Инструктаж</w:t>
-      </w:r>
-      <w:proofErr w:type="spellEnd"/>
-      <w:r>
-        <w:rPr>
-          <w:color w:val="000000"/>
-        </w:rPr>
-        <w:t xml:space="preserve"> </w:t>
-      </w:r>
-      <w:proofErr w:type="spellStart"/>
-      <w:r>
-        <w:rPr>
-          <w:color w:val="000000"/>
-        </w:rPr>
-        <w:t>обучающегося</w:t>
-      </w:r>
-      <w:proofErr w:type="spellEnd"/>
-      <w:r>
-        <w:rPr>
-          <w:color w:val="000000"/>
-        </w:rPr>
-        <w:t xml:space="preserve"> </w:t>
+        <w:t xml:space="preserve">1.  Инструктаж обучающегося </w:t>
       </w:r>
       <w:bookmarkEnd w:id="2"/>
     </w:p>
@@ -2366,63 +2094,7 @@
           <w:lang w:val="ru-RU"/>
         </w:rPr>
         <w:lastRenderedPageBreak/>
-        <w:t xml:space="preserve">Разработана архитектура программной системы, включающая </w:t>
-      </w:r>
-      <w:proofErr w:type="spellStart"/>
-      <w:r>
-        <w:rPr>
-          <w:lang w:val="ru-RU"/>
-        </w:rPr>
-        <w:t>backend</w:t>
-      </w:r>
-      <w:proofErr w:type="spellEnd"/>
-      <w:r>
-        <w:rPr>
-          <w:lang w:val="ru-RU"/>
-        </w:rPr>
-        <w:t xml:space="preserve"> на </w:t>
-      </w:r>
-      <w:proofErr w:type="spellStart"/>
-      <w:r>
-        <w:rPr>
-          <w:lang w:val="ru-RU"/>
-        </w:rPr>
-        <w:t>FastAPI</w:t>
-      </w:r>
-      <w:proofErr w:type="spellEnd"/>
-      <w:r>
-        <w:rPr>
-          <w:lang w:val="ru-RU"/>
-        </w:rPr>
-        <w:t xml:space="preserve">, </w:t>
-      </w:r>
-      <w:proofErr w:type="spellStart"/>
-      <w:r>
-        <w:rPr>
-          <w:lang w:val="ru-RU"/>
-        </w:rPr>
-        <w:t>frontend</w:t>
-      </w:r>
-      <w:proofErr w:type="spellEnd"/>
-      <w:r>
-        <w:rPr>
-          <w:lang w:val="ru-RU"/>
-        </w:rPr>
-        <w:t xml:space="preserve"> на </w:t>
-      </w:r>
-      <w:proofErr w:type="spellStart"/>
-      <w:r>
-        <w:rPr>
-          <w:lang w:val="ru-RU"/>
-        </w:rPr>
-        <w:t>React</w:t>
-      </w:r>
-      <w:proofErr w:type="spellEnd"/>
-      <w:r>
-        <w:rPr>
-          <w:lang w:val="ru-RU"/>
-        </w:rPr>
-        <w:t>, а также модуль хранения и обработки данных.</w:t>
+        <w:t>Разработана архитектура программной системы, включающая backend на FastAPI, frontend на React, а также модуль хранения и обработки данных.</w:t>
       </w:r>
     </w:p>
     <w:p>
@@ -2440,21 +2112,7 @@
         <w:rPr>
           <w:lang w:val="ru-RU"/>
         </w:rPr>
-        <w:t xml:space="preserve">Реализован модуль обработки видеопотока с использованием библиотеки </w:t>
-      </w:r>
-      <w:proofErr w:type="spellStart"/>
-      <w:r>
-        <w:rPr>
-          <w:lang w:val="ru-RU"/>
-        </w:rPr>
-        <w:t>OpenCV</w:t>
-      </w:r>
-      <w:proofErr w:type="spellEnd"/>
-      <w:r>
-        <w:rPr>
-          <w:lang w:val="ru-RU"/>
-        </w:rPr>
-        <w:t>.</w:t>
+        <w:t>Реализован модуль обработки видеопотока с использованием библиотеки OpenCV.</w:t>
       </w:r>
     </w:p>
     <w:p>
@@ -2490,21 +2148,7 @@
         <w:rPr>
           <w:lang w:val="ru-RU"/>
         </w:rPr>
-        <w:t xml:space="preserve">Реализован алгоритм отслеживания объектов </w:t>
-      </w:r>
-      <w:proofErr w:type="spellStart"/>
-      <w:r>
-        <w:rPr>
-          <w:lang w:val="ru-RU"/>
-        </w:rPr>
-        <w:t>ByteTrack</w:t>
-      </w:r>
-      <w:proofErr w:type="spellEnd"/>
-      <w:r>
-        <w:rPr>
-          <w:lang w:val="ru-RU"/>
-        </w:rPr>
-        <w:t xml:space="preserve"> для анализа траекторий движения транспортных средств между кадрами.</w:t>
+        <w:t>Реализован алгоритм отслеживания объектов ByteTrack для анализа траекторий движения транспортных средств между кадрами.</w:t>
       </w:r>
     </w:p>
     <w:p>
@@ -2589,7 +2233,6 @@
       <w:pPr>
         <w:ind w:right="52"/>
         <w:rPr>
-          <w:rFonts w:hint="eastAsia"/>
           <w:lang w:val="ru-RU"/>
         </w:rPr>
       </w:pPr>
@@ -2604,7 +2247,6 @@
       <w:pPr>
         <w:ind w:right="52"/>
         <w:rPr>
-          <w:rFonts w:hint="eastAsia"/>
           <w:lang w:val="ru-RU"/>
         </w:rPr>
       </w:pPr>
@@ -2626,7 +2268,6 @@
       <w:pPr>
         <w:ind w:right="52"/>
         <w:rPr>
-          <w:rFonts w:hint="eastAsia"/>
           <w:lang w:val="ru-RU"/>
         </w:rPr>
       </w:pPr>
@@ -2641,7 +2282,6 @@
       <w:pPr>
         <w:ind w:right="52"/>
         <w:rPr>
-          <w:rFonts w:hint="eastAsia"/>
           <w:lang w:val="ru-RU"/>
         </w:rPr>
       </w:pPr>
@@ -2656,7 +2296,6 @@
       <w:pPr>
         <w:ind w:right="52"/>
         <w:rPr>
-          <w:rFonts w:hint="eastAsia"/>
           <w:lang w:val="ru-RU"/>
         </w:rPr>
       </w:pPr>
@@ -2711,21 +2350,7 @@
         <w:rPr>
           <w:lang w:val="ru-RU"/>
         </w:rPr>
-        <w:t xml:space="preserve">), а затем предоставить его секретарю </w:t>
-      </w:r>
-      <w:proofErr w:type="gramStart"/>
-      <w:r>
-        <w:rPr>
-          <w:lang w:val="ru-RU"/>
-        </w:rPr>
-        <w:t>ГЭК  для</w:t>
-      </w:r>
-      <w:proofErr w:type="gramEnd"/>
-      <w:r>
-        <w:rPr>
-          <w:lang w:val="ru-RU"/>
-        </w:rPr>
-        <w:t xml:space="preserve"> проверки в ИСУ.  </w:t>
+        <w:t xml:space="preserve">), а затем предоставить его секретарю ГЭК  для проверки в ИСУ.  </w:t>
       </w:r>
     </w:p>
     <w:p>
@@ -2771,7 +2396,6 @@
       <w:pPr>
         <w:ind w:left="420" w:right="52"/>
         <w:rPr>
-          <w:rFonts w:hint="eastAsia"/>
           <w:lang w:val="ru-RU"/>
         </w:rPr>
       </w:pPr>
@@ -2799,7 +2423,6 @@
       <w:pPr>
         <w:ind w:left="420" w:right="52"/>
         <w:rPr>
-          <w:rFonts w:hint="eastAsia"/>
           <w:lang w:val="ru-RU"/>
         </w:rPr>
       </w:pPr>
@@ -2874,21 +2497,7 @@
         <w:rPr>
           <w:lang w:val="ru-RU"/>
         </w:rPr>
-        <w:t xml:space="preserve">В ходе данной практики я выполнила задания каждого этапа практики: написала выпускную квалификационную работу; прошла проверку диссертации на плагиат в ИСУ и получила сертификат; прошла предзащиту и получила доступ к </w:t>
-      </w:r>
-      <w:proofErr w:type="spellStart"/>
-      <w:r>
-        <w:rPr>
-          <w:lang w:val="ru-RU"/>
-        </w:rPr>
-        <w:t>итогой</w:t>
-      </w:r>
-      <w:proofErr w:type="spellEnd"/>
-      <w:r>
-        <w:rPr>
-          <w:lang w:val="ru-RU"/>
-        </w:rPr>
-        <w:t xml:space="preserve"> защите ВКР.</w:t>
+        <w:t>В ходе данной практики я выполнила задания каждого этапа практики: написала выпускную квалификационную работу; прошла проверку диссертации на плагиат в ИСУ и получила сертификат; прошла предзащиту и получила доступ к итогой защите ВКР.</w:t>
       </w:r>
       <w:bookmarkEnd w:id="3"/>
       <w:r>
@@ -2994,6 +2603,8 @@
         <w:ind w:left="4797"/>
         <w:jc w:val="left"/>
         <w:rPr>
+          <w:rFonts w:eastAsiaTheme="minorEastAsia"/>
+          <w:sz w:val="24"/>
           <w:lang w:val="ru-RU"/>
         </w:rPr>
       </w:pPr>
@@ -3004,76 +2615,119 @@
           <w:lang w:val="ru-RU"/>
         </w:rPr>
         <w:lastRenderedPageBreak/>
-        <w:t xml:space="preserve">Приложение 2. Презентация для защиты ВКР </w:t>
+        <w:t>Приложение 2. Презентация для защиты ВКР</w:t>
       </w:r>
       <w:bookmarkEnd w:id="9"/>
     </w:p>
     <w:p>
       <w:pPr>
-        <w:spacing w:after="0" w:line="259" w:lineRule="auto"/>
-        <w:ind w:left="425" w:firstLine="0"/>
-        <w:jc w:val="left"/>
-        <w:rPr>
-          <w:lang w:val="ru-RU"/>
-        </w:rPr>
-      </w:pPr>
-    </w:p>
-    <w:p>
-      <w:pPr>
-        <w:spacing w:after="0" w:line="259" w:lineRule="auto"/>
-        <w:ind w:left="425" w:firstLine="0"/>
-        <w:rPr>
-          <w:lang w:val="ru-RU"/>
-        </w:rPr>
-      </w:pPr>
-    </w:p>
-    <w:p>
-      <w:pPr>
-        <w:spacing w:after="0" w:line="259" w:lineRule="auto"/>
-        <w:ind w:left="425" w:firstLine="0"/>
-        <w:rPr>
-          <w:lang w:val="ru-RU"/>
-        </w:rPr>
-      </w:pPr>
-      <w:r>
-        <w:rPr>
-          <w:sz w:val="22"/>
-          <w:lang w:val="ru-RU"/>
-        </w:rPr>
-        <w:t xml:space="preserve"> </w:t>
-      </w:r>
-    </w:p>
-    <w:p>
-      <w:pPr>
-        <w:spacing w:after="0" w:line="259" w:lineRule="auto"/>
-        <w:ind w:left="425" w:firstLine="0"/>
-        <w:rPr>
-          <w:lang w:val="ru-RU"/>
-        </w:rPr>
-      </w:pPr>
-    </w:p>
-    <w:p>
-      <w:pPr>
-        <w:spacing w:after="0" w:line="259" w:lineRule="auto"/>
-        <w:ind w:left="425" w:firstLine="0"/>
-        <w:rPr>
-          <w:lang w:val="ru-RU"/>
-        </w:rPr>
-      </w:pPr>
-    </w:p>
-    <w:p>
-      <w:pPr>
-        <w:spacing w:after="0" w:line="259" w:lineRule="auto"/>
-        <w:ind w:left="425" w:firstLine="0"/>
-        <w:rPr>
-          <w:lang w:val="ru-RU"/>
-        </w:rPr>
-      </w:pPr>
+        <w:rPr>
+          <w:rFonts w:eastAsiaTheme="minorEastAsia" w:hint="eastAsia"/>
+          <w:lang w:val="ru-RU"/>
+        </w:rPr>
+      </w:pPr>
+    </w:p>
+    <w:p>
+      <w:pPr>
+        <w:rPr>
+          <w:rFonts w:eastAsiaTheme="minorEastAsia"/>
+          <w:lang w:val="ru-RU"/>
+        </w:rPr>
+      </w:pPr>
+      <w:r>
+        <w:rPr>
+          <w:noProof/>
+        </w:rPr>
+        <w:drawing>
+          <wp:inline distT="0" distB="0" distL="0" distR="0" wp14:anchorId="283BC44C" wp14:editId="446AB031">
+            <wp:extent cx="6252845" cy="7136765"/>
+            <wp:effectExtent l="0" t="0" r="0" b="6985"/>
+            <wp:docPr id="1882580307" name="图片 1"/>
+            <wp:cNvGraphicFramePr>
+              <a:graphicFrameLocks xmlns:a="http://schemas.openxmlformats.org/drawingml/2006/main" noChangeAspect="1"/>
+            </wp:cNvGraphicFramePr>
+            <a:graphic xmlns:a="http://schemas.openxmlformats.org/drawingml/2006/main">
+              <a:graphicData uri="http://schemas.openxmlformats.org/drawingml/2006/picture">
+                <pic:pic xmlns:pic="http://schemas.openxmlformats.org/drawingml/2006/picture">
+                  <pic:nvPicPr>
+                    <pic:cNvPr id="1882580307" name=""/>
+                    <pic:cNvPicPr/>
+                  </pic:nvPicPr>
+                  <pic:blipFill>
+                    <a:blip r:embed="rId8"/>
+                    <a:stretch>
+                      <a:fillRect/>
+                    </a:stretch>
+                  </pic:blipFill>
+                  <pic:spPr>
+                    <a:xfrm>
+                      <a:off x="0" y="0"/>
+                      <a:ext cx="6252845" cy="7136765"/>
+                    </a:xfrm>
+                    <a:prstGeom prst="rect">
+                      <a:avLst/>
+                    </a:prstGeom>
+                  </pic:spPr>
+                </pic:pic>
+              </a:graphicData>
+            </a:graphic>
+          </wp:inline>
+        </w:drawing>
+      </w:r>
+    </w:p>
+    <w:p>
+      <w:pPr>
+        <w:rPr>
+          <w:rFonts w:eastAsiaTheme="minorEastAsia" w:hint="eastAsia"/>
+          <w:lang w:val="ru-RU"/>
+        </w:rPr>
+      </w:pPr>
+      <w:r>
+        <w:rPr>
+          <w:noProof/>
+        </w:rPr>
+        <w:lastRenderedPageBreak/>
+        <w:drawing>
+          <wp:inline distT="0" distB="0" distL="0" distR="0" wp14:anchorId="4DA6CBDC" wp14:editId="060F5244">
+            <wp:extent cx="6252845" cy="5340350"/>
+            <wp:effectExtent l="0" t="0" r="0" b="0"/>
+            <wp:docPr id="349059180" name="图片 1"/>
+            <wp:cNvGraphicFramePr>
+              <a:graphicFrameLocks xmlns:a="http://schemas.openxmlformats.org/drawingml/2006/main" noChangeAspect="1"/>
+            </wp:cNvGraphicFramePr>
+            <a:graphic xmlns:a="http://schemas.openxmlformats.org/drawingml/2006/main">
+              <a:graphicData uri="http://schemas.openxmlformats.org/drawingml/2006/picture">
+                <pic:pic xmlns:pic="http://schemas.openxmlformats.org/drawingml/2006/picture">
+                  <pic:nvPicPr>
+                    <pic:cNvPr id="349059180" name=""/>
+                    <pic:cNvPicPr/>
+                  </pic:nvPicPr>
+                  <pic:blipFill>
+                    <a:blip r:embed="rId9"/>
+                    <a:stretch>
+                      <a:fillRect/>
+                    </a:stretch>
+                  </pic:blipFill>
+                  <pic:spPr>
+                    <a:xfrm>
+                      <a:off x="0" y="0"/>
+                      <a:ext cx="6252845" cy="5340350"/>
+                    </a:xfrm>
+                    <a:prstGeom prst="rect">
+                      <a:avLst/>
+                    </a:prstGeom>
+                  </pic:spPr>
+                </pic:pic>
+              </a:graphicData>
+            </a:graphic>
+          </wp:inline>
+        </w:drawing>
+      </w:r>
     </w:p>
     <w:sectPr>
-      <w:footerReference w:type="even" r:id="rId8"/>
-      <w:footerReference w:type="default" r:id="rId9"/>
-      <w:footerReference w:type="first" r:id="rId10"/>
+      <w:footerReference w:type="even" r:id="rId10"/>
+      <w:footerReference w:type="default" r:id="rId11"/>
+      <w:footerReference w:type="first" r:id="rId12"/>
       <w:pgSz w:w="12240" w:h="15840"/>
       <w:pgMar w:top="727" w:right="1378" w:bottom="755" w:left="1015" w:header="720" w:footer="720" w:gutter="0"/>
       <w:cols w:space="720"/>

--- a/VKR/Practice/Отчет преддипломной практики - Чжоу Хунсян Р34131.docx
+++ b/VKR/Practice/Отчет преддипломной практики - Чжоу Хунсян Р34131.docx
@@ -4,8 +4,8 @@
   <w:body>
     <w:p>
       <w:pPr>
-        <w:spacing w:after="537" w:line="259" w:lineRule="auto"/>
-        <w:ind w:left="425" w:firstLine="0"/>
+        <w:spacing w:after="100" w:line="240" w:lineRule="auto"/>
+        <w:ind w:firstLineChars="0" w:firstLine="0"/>
         <w:jc w:val="left"/>
         <w:rPr>
           <w:lang w:val="ru-RU"/>
@@ -22,8 +22,8 @@
     </w:p>
     <w:p>
       <w:pPr>
-        <w:spacing w:after="0" w:line="259" w:lineRule="auto"/>
-        <w:ind w:left="374" w:right="6"/>
+        <w:spacing w:line="240" w:lineRule="auto"/>
+        <w:ind w:firstLineChars="0" w:firstLine="0"/>
         <w:jc w:val="center"/>
         <w:rPr>
           <w:lang w:val="ru-RU"/>
@@ -40,8 +40,8 @@
     </w:p>
     <w:p>
       <w:pPr>
-        <w:spacing w:after="115" w:line="315" w:lineRule="auto"/>
-        <w:ind w:left="438" w:right="36" w:firstLine="0"/>
+        <w:spacing w:line="240" w:lineRule="auto"/>
+        <w:ind w:firstLineChars="0" w:firstLine="0"/>
         <w:jc w:val="center"/>
         <w:rPr>
           <w:lang w:val="ru-RU"/>
@@ -58,8 +58,8 @@
     </w:p>
     <w:p>
       <w:pPr>
-        <w:spacing w:after="73" w:line="259" w:lineRule="auto"/>
-        <w:ind w:left="374" w:right="6"/>
+        <w:spacing w:line="240" w:lineRule="auto"/>
+        <w:ind w:firstLineChars="0" w:firstLine="0"/>
         <w:jc w:val="center"/>
         <w:rPr>
           <w:lang w:val="ru-RU"/>
@@ -76,8 +76,8 @@
     </w:p>
     <w:p>
       <w:pPr>
-        <w:spacing w:after="0" w:line="259" w:lineRule="auto"/>
-        <w:ind w:left="374"/>
+        <w:spacing w:line="240" w:lineRule="auto"/>
+        <w:ind w:firstLineChars="0" w:firstLine="0"/>
         <w:jc w:val="center"/>
         <w:rPr>
           <w:lang w:val="ru-RU"/>
@@ -94,8 +94,8 @@
     </w:p>
     <w:p>
       <w:pPr>
-        <w:spacing w:after="111" w:line="259" w:lineRule="auto"/>
-        <w:ind w:left="425" w:firstLine="0"/>
+        <w:spacing w:line="240" w:lineRule="auto"/>
+        <w:ind w:firstLineChars="0" w:firstLine="0"/>
         <w:jc w:val="center"/>
         <w:rPr>
           <w:lang w:val="ru-RU"/>
@@ -112,8 +112,8 @@
     </w:p>
     <w:p>
       <w:pPr>
-        <w:spacing w:after="19" w:line="258" w:lineRule="auto"/>
-        <w:ind w:left="420"/>
+        <w:spacing w:line="240" w:lineRule="auto"/>
+        <w:ind w:firstLineChars="0" w:firstLine="0"/>
         <w:jc w:val="left"/>
         <w:rPr>
           <w:lang w:val="ru-RU"/>
@@ -148,10 +148,11 @@
     </w:p>
     <w:p>
       <w:pPr>
-        <w:spacing w:after="0" w:line="259" w:lineRule="auto"/>
-        <w:ind w:left="420"/>
+        <w:spacing w:line="240" w:lineRule="auto"/>
+        <w:ind w:firstLineChars="0" w:firstLine="0"/>
         <w:jc w:val="left"/>
         <w:rPr>
+          <w:rFonts w:eastAsiaTheme="minorEastAsia" w:hint="eastAsia"/>
           <w:lang w:val="ru-RU"/>
         </w:rPr>
       </w:pPr>
@@ -171,113 +172,88 @@
     </w:p>
     <w:p>
       <w:pPr>
-        <w:spacing w:after="66" w:line="259" w:lineRule="auto"/>
-        <w:ind w:left="425" w:firstLine="0"/>
+        <w:spacing w:after="100" w:line="240" w:lineRule="auto"/>
+        <w:ind w:firstLineChars="0" w:firstLine="0"/>
+        <w:jc w:val="center"/>
+        <w:rPr>
+          <w:rFonts w:eastAsiaTheme="minorEastAsia"/>
+          <w:sz w:val="32"/>
+          <w:lang w:val="ru-RU"/>
+        </w:rPr>
+      </w:pPr>
+    </w:p>
+    <w:p>
+      <w:pPr>
+        <w:spacing w:after="100" w:line="240" w:lineRule="auto"/>
+        <w:ind w:firstLineChars="0" w:firstLine="0"/>
+        <w:jc w:val="center"/>
+        <w:rPr>
+          <w:rFonts w:eastAsiaTheme="minorEastAsia"/>
+          <w:sz w:val="32"/>
+          <w:lang w:val="ru-RU"/>
+        </w:rPr>
+      </w:pPr>
+      <w:r>
+        <w:rPr>
+          <w:sz w:val="32"/>
+          <w:lang w:val="ru-RU"/>
+        </w:rPr>
+        <w:t xml:space="preserve">О Т Ч Е Т </w:t>
+      </w:r>
+    </w:p>
+    <w:p>
+      <w:pPr>
+        <w:spacing w:after="100" w:line="240" w:lineRule="auto"/>
+        <w:ind w:firstLineChars="0" w:firstLine="0"/>
+        <w:jc w:val="center"/>
+        <w:rPr>
+          <w:rFonts w:eastAsiaTheme="minorEastAsia" w:hint="eastAsia"/>
+          <w:lang w:val="ru-RU"/>
+        </w:rPr>
+      </w:pPr>
+    </w:p>
+    <w:p>
+      <w:pPr>
+        <w:spacing w:after="100" w:line="240" w:lineRule="auto"/>
+        <w:ind w:firstLineChars="0" w:firstLine="0"/>
+        <w:jc w:val="center"/>
+        <w:rPr>
+          <w:lang w:val="ru-RU"/>
+        </w:rPr>
+      </w:pPr>
+      <w:r>
+        <w:rPr>
+          <w:sz w:val="24"/>
+          <w:lang w:val="ru-RU"/>
+        </w:rPr>
+        <w:t xml:space="preserve">О производственной преддипломной практике </w:t>
+      </w:r>
+    </w:p>
+    <w:p>
+      <w:pPr>
+        <w:spacing w:after="100" w:line="240" w:lineRule="auto"/>
+        <w:ind w:firstLineChars="0" w:firstLine="0"/>
+        <w:jc w:val="center"/>
+        <w:rPr>
+          <w:lang w:val="ru-RU"/>
+        </w:rPr>
+      </w:pPr>
+      <w:r>
+        <w:rPr>
+          <w:sz w:val="24"/>
+          <w:lang w:val="ru-RU"/>
+        </w:rPr>
+        <w:t xml:space="preserve">  </w:t>
+      </w:r>
+    </w:p>
+    <w:p>
+      <w:pPr>
+        <w:spacing w:line="240" w:lineRule="auto"/>
+        <w:ind w:firstLineChars="0" w:firstLine="0"/>
         <w:jc w:val="left"/>
         <w:rPr>
-          <w:lang w:val="ru-RU"/>
-        </w:rPr>
-      </w:pPr>
-      <w:r>
-        <w:rPr>
-          <w:b/>
-          <w:lang w:val="ru-RU"/>
-        </w:rPr>
-        <w:t xml:space="preserve"> </w:t>
-      </w:r>
-    </w:p>
-    <w:p>
-      <w:pPr>
-        <w:spacing w:after="0" w:line="259" w:lineRule="auto"/>
-        <w:ind w:left="360" w:firstLine="0"/>
-        <w:jc w:val="center"/>
-        <w:rPr>
-          <w:lang w:val="ru-RU"/>
-        </w:rPr>
-      </w:pPr>
-      <w:r>
-        <w:rPr>
-          <w:sz w:val="32"/>
-          <w:lang w:val="ru-RU"/>
-        </w:rPr>
-        <w:t xml:space="preserve">О Т Ч Е Т </w:t>
-      </w:r>
-    </w:p>
-    <w:p>
-      <w:pPr>
-        <w:spacing w:after="22" w:line="259" w:lineRule="auto"/>
-        <w:ind w:left="425" w:firstLine="0"/>
-        <w:jc w:val="center"/>
-        <w:rPr>
-          <w:lang w:val="ru-RU"/>
-        </w:rPr>
-      </w:pPr>
-      <w:r>
-        <w:rPr>
-          <w:b/>
-          <w:sz w:val="24"/>
-          <w:lang w:val="ru-RU"/>
-        </w:rPr>
-        <w:t xml:space="preserve"> </w:t>
-      </w:r>
-    </w:p>
-    <w:p>
-      <w:pPr>
-        <w:spacing w:after="0" w:line="259" w:lineRule="auto"/>
-        <w:ind w:left="374"/>
-        <w:jc w:val="center"/>
-        <w:rPr>
-          <w:lang w:val="ru-RU"/>
-        </w:rPr>
-      </w:pPr>
-      <w:r>
-        <w:rPr>
-          <w:sz w:val="24"/>
-          <w:lang w:val="ru-RU"/>
-        </w:rPr>
-        <w:t xml:space="preserve">О производственной преддипломной практике </w:t>
-      </w:r>
-    </w:p>
-    <w:p>
-      <w:pPr>
-        <w:spacing w:after="0" w:line="259" w:lineRule="auto"/>
-        <w:ind w:left="425" w:firstLine="0"/>
-        <w:jc w:val="center"/>
-        <w:rPr>
-          <w:lang w:val="ru-RU"/>
-        </w:rPr>
-      </w:pPr>
-      <w:r>
-        <w:rPr>
-          <w:sz w:val="24"/>
-          <w:lang w:val="ru-RU"/>
-        </w:rPr>
-        <w:t xml:space="preserve"> </w:t>
-      </w:r>
-    </w:p>
-    <w:p>
-      <w:pPr>
-        <w:spacing w:after="69" w:line="259" w:lineRule="auto"/>
-        <w:ind w:left="425" w:firstLine="0"/>
-        <w:jc w:val="center"/>
-        <w:rPr>
-          <w:lang w:val="ru-RU"/>
-        </w:rPr>
-      </w:pPr>
-      <w:r>
-        <w:rPr>
-          <w:sz w:val="24"/>
-          <w:lang w:val="ru-RU"/>
-        </w:rPr>
-        <w:t xml:space="preserve"> </w:t>
-      </w:r>
-    </w:p>
-    <w:p>
-      <w:pPr>
-        <w:spacing w:after="5" w:line="269" w:lineRule="auto"/>
-        <w:ind w:left="420"/>
-        <w:jc w:val="left"/>
-        <w:rPr>
+          <w:rFonts w:eastAsiaTheme="minorEastAsia"/>
+          <w:i/>
           <w:lang w:val="ru-RU"/>
         </w:rPr>
       </w:pPr>
@@ -305,26 +281,22 @@
     </w:p>
     <w:p>
       <w:pPr>
-        <w:spacing w:after="24" w:line="259" w:lineRule="auto"/>
-        <w:ind w:left="425" w:firstLine="0"/>
+        <w:spacing w:line="240" w:lineRule="auto"/>
+        <w:ind w:firstLineChars="0" w:firstLine="0"/>
         <w:jc w:val="left"/>
         <w:rPr>
-          <w:lang w:val="ru-RU"/>
-        </w:rPr>
-      </w:pPr>
-      <w:r>
-        <w:rPr>
-          <w:lang w:val="ru-RU"/>
-        </w:rPr>
-        <w:t xml:space="preserve"> </w:t>
-      </w:r>
-    </w:p>
-    <w:p>
-      <w:pPr>
-        <w:spacing w:after="5" w:line="269" w:lineRule="auto"/>
-        <w:ind w:left="420"/>
+          <w:rFonts w:eastAsiaTheme="minorEastAsia" w:hint="eastAsia"/>
+          <w:lang w:val="ru-RU"/>
+        </w:rPr>
+      </w:pPr>
+    </w:p>
+    <w:p>
+      <w:pPr>
+        <w:spacing w:line="240" w:lineRule="auto"/>
+        <w:ind w:firstLineChars="0" w:firstLine="0"/>
         <w:jc w:val="left"/>
         <w:rPr>
+          <w:rFonts w:eastAsiaTheme="minorEastAsia"/>
           <w:lang w:val="ru-RU"/>
         </w:rPr>
       </w:pPr>
@@ -372,13 +344,38 @@
     </w:p>
     <w:p>
       <w:pPr>
-        <w:spacing w:after="25" w:line="259" w:lineRule="auto"/>
-        <w:ind w:left="425" w:firstLine="0"/>
+        <w:spacing w:line="240" w:lineRule="auto"/>
+        <w:ind w:firstLineChars="0" w:firstLine="0"/>
         <w:jc w:val="left"/>
         <w:rPr>
-          <w:lang w:val="ru-RU"/>
-        </w:rPr>
-      </w:pPr>
+          <w:rFonts w:eastAsiaTheme="minorEastAsia" w:hint="eastAsia"/>
+          <w:lang w:val="ru-RU"/>
+        </w:rPr>
+      </w:pPr>
+    </w:p>
+    <w:p>
+      <w:pPr>
+        <w:spacing w:line="240" w:lineRule="auto"/>
+        <w:ind w:firstLineChars="0" w:firstLine="0"/>
+        <w:jc w:val="left"/>
+        <w:rPr>
+          <w:rFonts w:eastAsiaTheme="minorEastAsia"/>
+          <w:lang w:val="ru-RU"/>
+        </w:rPr>
+      </w:pPr>
+      <w:r>
+        <w:rPr>
+          <w:lang w:val="ru-RU"/>
+        </w:rPr>
+        <w:t xml:space="preserve">Руководитель практики от университета: </w:t>
+      </w:r>
+      <w:r>
+        <w:rPr>
+          <w:i/>
+          <w:lang w:val="ru-RU"/>
+        </w:rPr>
+        <w:t>Маркина Т.А., к.т.н., старший преподаватель</w:t>
+      </w:r>
       <w:r>
         <w:rPr>
           <w:lang w:val="ru-RU"/>
@@ -388,37 +385,19 @@
     </w:p>
     <w:p>
       <w:pPr>
-        <w:spacing w:after="5" w:line="269" w:lineRule="auto"/>
-        <w:ind w:left="420"/>
+        <w:spacing w:line="240" w:lineRule="auto"/>
+        <w:ind w:firstLineChars="0" w:firstLine="0"/>
         <w:jc w:val="left"/>
         <w:rPr>
-          <w:lang w:val="ru-RU"/>
-        </w:rPr>
-      </w:pPr>
-      <w:r>
-        <w:rPr>
-          <w:lang w:val="ru-RU"/>
-        </w:rPr>
-        <w:t xml:space="preserve">Руководитель практики от университета: </w:t>
-      </w:r>
-      <w:r>
-        <w:rPr>
-          <w:i/>
-          <w:lang w:val="ru-RU"/>
-        </w:rPr>
-        <w:t>Маркина Т.А., к.т.н., старший преподаватель</w:t>
-      </w:r>
-      <w:r>
-        <w:rPr>
-          <w:lang w:val="ru-RU"/>
-        </w:rPr>
-        <w:t xml:space="preserve"> </w:t>
-      </w:r>
-    </w:p>
-    <w:p>
-      <w:pPr>
-        <w:spacing w:after="5" w:line="269" w:lineRule="auto"/>
-        <w:ind w:left="420"/>
+          <w:rFonts w:eastAsiaTheme="minorEastAsia" w:hint="eastAsia"/>
+          <w:lang w:val="ru-RU"/>
+        </w:rPr>
+      </w:pPr>
+    </w:p>
+    <w:p>
+      <w:pPr>
+        <w:spacing w:line="240" w:lineRule="auto"/>
+        <w:ind w:firstLineChars="0" w:firstLine="0"/>
         <w:jc w:val="left"/>
         <w:rPr>
           <w:lang w:val="ru-RU"/>
@@ -470,10 +449,11 @@
     </w:p>
     <w:p>
       <w:pPr>
-        <w:spacing w:after="0" w:line="259" w:lineRule="auto"/>
-        <w:ind w:left="425" w:firstLine="0"/>
+        <w:spacing w:after="100" w:line="240" w:lineRule="auto"/>
+        <w:ind w:firstLineChars="0" w:firstLine="0"/>
         <w:jc w:val="left"/>
         <w:rPr>
+          <w:rFonts w:eastAsiaTheme="minorEastAsia"/>
           <w:lang w:val="ru-RU"/>
         </w:rPr>
       </w:pPr>
@@ -486,14 +466,84 @@
     </w:p>
     <w:p>
       <w:pPr>
-        <w:spacing w:after="0" w:line="259" w:lineRule="auto"/>
-        <w:ind w:left="425" w:firstLine="0"/>
+        <w:spacing w:after="100" w:line="240" w:lineRule="auto"/>
+        <w:ind w:firstLineChars="0" w:firstLine="0"/>
         <w:jc w:val="left"/>
         <w:rPr>
           <w:rFonts w:eastAsiaTheme="minorEastAsia"/>
           <w:lang w:val="ru-RU"/>
         </w:rPr>
       </w:pPr>
+    </w:p>
+    <w:p>
+      <w:pPr>
+        <w:spacing w:after="100" w:line="240" w:lineRule="auto"/>
+        <w:ind w:firstLineChars="0" w:firstLine="0"/>
+        <w:jc w:val="left"/>
+        <w:rPr>
+          <w:rFonts w:eastAsiaTheme="minorEastAsia"/>
+          <w:lang w:val="ru-RU"/>
+        </w:rPr>
+      </w:pPr>
+    </w:p>
+    <w:p>
+      <w:pPr>
+        <w:spacing w:after="100" w:line="240" w:lineRule="auto"/>
+        <w:ind w:firstLineChars="0" w:firstLine="0"/>
+        <w:jc w:val="left"/>
+        <w:rPr>
+          <w:rFonts w:eastAsiaTheme="minorEastAsia"/>
+          <w:lang w:val="ru-RU"/>
+        </w:rPr>
+      </w:pPr>
+    </w:p>
+    <w:p>
+      <w:pPr>
+        <w:spacing w:after="100" w:line="240" w:lineRule="auto"/>
+        <w:ind w:firstLineChars="0" w:firstLine="0"/>
+        <w:jc w:val="left"/>
+        <w:rPr>
+          <w:rFonts w:eastAsiaTheme="minorEastAsia"/>
+          <w:lang w:val="ru-RU"/>
+        </w:rPr>
+      </w:pPr>
+    </w:p>
+    <w:p>
+      <w:pPr>
+        <w:spacing w:after="100" w:line="240" w:lineRule="auto"/>
+        <w:ind w:firstLineChars="0" w:firstLine="0"/>
+        <w:jc w:val="left"/>
+        <w:rPr>
+          <w:rFonts w:eastAsiaTheme="minorEastAsia" w:hint="eastAsia"/>
+          <w:lang w:val="ru-RU"/>
+        </w:rPr>
+      </w:pPr>
+    </w:p>
+    <w:p>
+      <w:pPr>
+        <w:spacing w:after="100" w:line="240" w:lineRule="auto"/>
+        <w:ind w:firstLineChars="0" w:firstLine="0"/>
+        <w:jc w:val="right"/>
+        <w:rPr>
+          <w:lang w:val="ru-RU"/>
+        </w:rPr>
+      </w:pPr>
+      <w:r>
+        <w:rPr>
+          <w:lang w:val="ru-RU"/>
+        </w:rPr>
+        <w:t xml:space="preserve">Дата: 28 мая 2025 </w:t>
+      </w:r>
+    </w:p>
+    <w:p>
+      <w:pPr>
+        <w:spacing w:after="100" w:line="240" w:lineRule="auto"/>
+        <w:ind w:firstLineChars="0" w:firstLine="0"/>
+        <w:jc w:val="right"/>
+        <w:rPr>
+          <w:lang w:val="ru-RU"/>
+        </w:rPr>
+      </w:pPr>
       <w:r>
         <w:rPr>
           <w:sz w:val="24"/>
@@ -504,143 +554,48 @@
     </w:p>
     <w:p>
       <w:pPr>
-        <w:spacing w:after="0" w:line="259" w:lineRule="auto"/>
-        <w:ind w:left="425" w:firstLine="0"/>
-        <w:jc w:val="left"/>
-        <w:rPr>
-          <w:lang w:val="ru-RU"/>
-        </w:rPr>
-      </w:pPr>
-      <w:r>
-        <w:rPr>
+        <w:spacing w:line="240" w:lineRule="auto"/>
+        <w:ind w:firstLineChars="0" w:firstLine="0"/>
+        <w:jc w:val="right"/>
+        <w:rPr>
+          <w:rFonts w:eastAsiaTheme="minorEastAsia"/>
           <w:sz w:val="24"/>
           <w:lang w:val="ru-RU"/>
         </w:rPr>
+      </w:pPr>
+    </w:p>
+    <w:p>
+      <w:pPr>
+        <w:spacing w:after="100" w:line="240" w:lineRule="auto"/>
+        <w:ind w:firstLineChars="0" w:firstLine="0"/>
+        <w:jc w:val="right"/>
+        <w:rPr>
+          <w:rFonts w:eastAsiaTheme="minorEastAsia" w:hint="eastAsia"/>
+          <w:lang w:val="ru-RU"/>
+        </w:rPr>
+      </w:pPr>
+    </w:p>
+    <w:p>
+      <w:pPr>
+        <w:spacing w:after="100" w:line="240" w:lineRule="auto"/>
+        <w:ind w:firstLineChars="0" w:firstLine="0"/>
+        <w:jc w:val="right"/>
+        <w:rPr>
+          <w:lang w:val="ru-RU"/>
+        </w:rPr>
+      </w:pPr>
+      <w:r>
+        <w:rPr>
+          <w:sz w:val="24"/>
+          <w:lang w:val="ru-RU"/>
+        </w:rPr>
         <w:t xml:space="preserve"> </w:t>
       </w:r>
     </w:p>
     <w:p>
       <w:pPr>
-        <w:spacing w:after="44" w:line="259" w:lineRule="auto"/>
-        <w:ind w:left="425" w:firstLine="0"/>
-        <w:jc w:val="left"/>
-        <w:rPr>
-          <w:lang w:val="ru-RU"/>
-        </w:rPr>
-      </w:pPr>
-      <w:r>
-        <w:rPr>
-          <w:sz w:val="24"/>
-          <w:lang w:val="ru-RU"/>
-        </w:rPr>
-        <w:t xml:space="preserve"> </w:t>
-      </w:r>
-    </w:p>
-    <w:p>
-      <w:pPr>
-        <w:spacing w:after="0" w:line="259" w:lineRule="auto"/>
-        <w:ind w:left="10" w:right="53"/>
-        <w:jc w:val="right"/>
-        <w:rPr>
-          <w:lang w:val="ru-RU"/>
-        </w:rPr>
-      </w:pPr>
-      <w:r>
-        <w:rPr>
-          <w:lang w:val="ru-RU"/>
-        </w:rPr>
-        <w:t xml:space="preserve">Дата: 28 мая 2025 </w:t>
-      </w:r>
-    </w:p>
-    <w:p>
-      <w:pPr>
-        <w:spacing w:after="0" w:line="259" w:lineRule="auto"/>
-        <w:ind w:left="0" w:firstLine="0"/>
-        <w:jc w:val="right"/>
-        <w:rPr>
-          <w:lang w:val="ru-RU"/>
-        </w:rPr>
-      </w:pPr>
-      <w:r>
-        <w:rPr>
-          <w:sz w:val="24"/>
-          <w:lang w:val="ru-RU"/>
-        </w:rPr>
-        <w:t xml:space="preserve"> </w:t>
-      </w:r>
-    </w:p>
-    <w:p>
-      <w:pPr>
-        <w:spacing w:after="0" w:line="259" w:lineRule="auto"/>
-        <w:ind w:left="0" w:firstLine="0"/>
-        <w:jc w:val="right"/>
-        <w:rPr>
-          <w:lang w:val="ru-RU"/>
-        </w:rPr>
-      </w:pPr>
-      <w:r>
-        <w:rPr>
-          <w:sz w:val="24"/>
-          <w:lang w:val="ru-RU"/>
-        </w:rPr>
-        <w:t xml:space="preserve"> </w:t>
-      </w:r>
-    </w:p>
-    <w:p>
-      <w:pPr>
-        <w:spacing w:after="0" w:line="259" w:lineRule="auto"/>
-        <w:ind w:left="0" w:firstLine="0"/>
-        <w:jc w:val="right"/>
-        <w:rPr>
-          <w:lang w:val="ru-RU"/>
-        </w:rPr>
-      </w:pPr>
-      <w:r>
-        <w:rPr>
-          <w:sz w:val="24"/>
-          <w:lang w:val="ru-RU"/>
-        </w:rPr>
-        <w:t xml:space="preserve"> </w:t>
-      </w:r>
-    </w:p>
-    <w:p>
-      <w:pPr>
-        <w:spacing w:after="0" w:line="259" w:lineRule="auto"/>
-        <w:ind w:left="0" w:firstLine="0"/>
-        <w:jc w:val="right"/>
-        <w:rPr>
-          <w:lang w:val="ru-RU"/>
-        </w:rPr>
-      </w:pPr>
-      <w:r>
-        <w:rPr>
-          <w:sz w:val="24"/>
-          <w:lang w:val="ru-RU"/>
-        </w:rPr>
-        <w:t xml:space="preserve"> </w:t>
-      </w:r>
-    </w:p>
-    <w:p>
-      <w:pPr>
-        <w:spacing w:after="19" w:line="259" w:lineRule="auto"/>
-        <w:ind w:left="0" w:firstLine="0"/>
-        <w:jc w:val="right"/>
-        <w:rPr>
-          <w:lang w:val="ru-RU"/>
-        </w:rPr>
-      </w:pPr>
-      <w:r>
-        <w:rPr>
-          <w:sz w:val="24"/>
-          <w:lang w:val="ru-RU"/>
-        </w:rPr>
-        <w:t xml:space="preserve"> </w:t>
-      </w:r>
-    </w:p>
-    <w:p>
-      <w:pPr>
-        <w:spacing w:after="0" w:line="259" w:lineRule="auto"/>
-        <w:ind w:left="374" w:right="2"/>
+        <w:spacing w:after="100" w:line="240" w:lineRule="auto"/>
+        <w:ind w:firstLineChars="0" w:firstLine="0"/>
         <w:jc w:val="center"/>
         <w:rPr>
           <w:lang w:val="ru-RU"/>
@@ -660,8 +615,8 @@
           <w:tab w:val="center" w:pos="5106"/>
           <w:tab w:val="center" w:pos="8227"/>
         </w:tabs>
-        <w:spacing w:after="862" w:line="259" w:lineRule="auto"/>
-        <w:ind w:left="0" w:firstLine="0"/>
+        <w:spacing w:after="100" w:line="240" w:lineRule="auto"/>
+        <w:ind w:firstLineChars="0" w:firstLine="0"/>
         <w:jc w:val="left"/>
         <w:rPr>
           <w:rFonts w:eastAsiaTheme="minorEastAsia"/>
@@ -708,7 +663,7 @@
     <w:p>
       <w:pPr>
         <w:spacing w:after="200" w:line="259" w:lineRule="auto"/>
-        <w:ind w:left="365" w:firstLine="0"/>
+        <w:ind w:left="365" w:firstLine="560"/>
         <w:jc w:val="center"/>
         <w:rPr>
           <w:lang w:val="ru-RU"/>
@@ -734,8 +689,14 @@
           <w:pPr>
             <w:pStyle w:val="TOC1"/>
             <w:tabs>
-              <w:tab w:val="right" w:leader="dot" w:pos="9847"/>
+              <w:tab w:val="right" w:leader="dot" w:pos="9837"/>
             </w:tabs>
+            <w:rPr>
+              <w:rFonts w:asciiTheme="minorHAnsi" w:eastAsiaTheme="minorEastAsia" w:hAnsiTheme="minorHAnsi" w:cstheme="minorBidi" w:hint="eastAsia"/>
+              <w:noProof/>
+              <w:color w:val="auto"/>
+              <w:sz w:val="22"/>
+            </w:rPr>
           </w:pPr>
           <w:r>
             <w:fldChar w:fldCharType="begin"/>
@@ -746,26 +707,82 @@
           <w:r>
             <w:fldChar w:fldCharType="separate"/>
           </w:r>
-          <w:hyperlink w:anchor="_Toc6406">
-            <w:r>
+          <w:hyperlink w:anchor="_Toc230903037" w:history="1">
+            <w:r>
+              <w:rPr>
+                <w:rStyle w:val="a6"/>
+                <w:noProof/>
+                <w:lang w:val="ru-RU"/>
+              </w:rPr>
               <w:t>ВВЕДЕНИЕ</w:t>
             </w:r>
             <w:r>
+              <w:rPr>
+                <w:rFonts w:hint="eastAsia"/>
+                <w:noProof/>
+                <w:webHidden/>
+              </w:rPr>
               <w:tab/>
             </w:r>
             <w:r>
+              <w:rPr>
+                <w:rFonts w:hint="eastAsia"/>
+                <w:noProof/>
+                <w:webHidden/>
+              </w:rPr>
               <w:fldChar w:fldCharType="begin"/>
             </w:r>
             <w:r>
-              <w:instrText>PAGEREF _Toc6406 \h</w:instrText>
-            </w:r>
-            <w:r>
+              <w:rPr>
+                <w:rFonts w:hint="eastAsia"/>
+                <w:noProof/>
+                <w:webHidden/>
+              </w:rPr>
+              <w:instrText xml:space="preserve"> </w:instrText>
+            </w:r>
+            <w:r>
+              <w:rPr>
+                <w:noProof/>
+                <w:webHidden/>
+              </w:rPr>
+              <w:instrText>PAGEREF _Toc230903037 \h</w:instrText>
+            </w:r>
+            <w:r>
+              <w:rPr>
+                <w:rFonts w:hint="eastAsia"/>
+                <w:noProof/>
+                <w:webHidden/>
+              </w:rPr>
+              <w:instrText xml:space="preserve"> </w:instrText>
+            </w:r>
+            <w:r>
+              <w:rPr>
+                <w:rFonts w:hint="eastAsia"/>
+                <w:noProof/>
+                <w:webHidden/>
+              </w:rPr>
+            </w:r>
+            <w:r>
+              <w:rPr>
+                <w:rFonts w:hint="eastAsia"/>
+                <w:noProof/>
+                <w:webHidden/>
+              </w:rPr>
               <w:fldChar w:fldCharType="separate"/>
             </w:r>
             <w:r>
-              <w:t xml:space="preserve">3 </w:t>
-            </w:r>
-            <w:r>
+              <w:rPr>
+                <w:noProof/>
+                <w:webHidden/>
+              </w:rPr>
+              <w:t>3</w:t>
+            </w:r>
+            <w:r>
+              <w:rPr>
+                <w:rFonts w:hint="eastAsia"/>
+                <w:noProof/>
+                <w:webHidden/>
+              </w:rPr>
               <w:fldChar w:fldCharType="end"/>
             </w:r>
           </w:hyperlink>
@@ -774,29 +791,91 @@
           <w:pPr>
             <w:pStyle w:val="TOC1"/>
             <w:tabs>
-              <w:tab w:val="right" w:leader="dot" w:pos="9847"/>
+              <w:tab w:val="right" w:leader="dot" w:pos="9837"/>
             </w:tabs>
+            <w:rPr>
+              <w:rFonts w:asciiTheme="minorHAnsi" w:eastAsiaTheme="minorEastAsia" w:hAnsiTheme="minorHAnsi" w:cstheme="minorBidi" w:hint="eastAsia"/>
+              <w:noProof/>
+              <w:color w:val="auto"/>
+              <w:sz w:val="22"/>
+            </w:rPr>
           </w:pPr>
-          <w:hyperlink w:anchor="_Toc6407">
-            <w:r>
+          <w:hyperlink w:anchor="_Toc230903038" w:history="1">
+            <w:r>
+              <w:rPr>
+                <w:rStyle w:val="a6"/>
+                <w:noProof/>
+                <w:lang w:val="ru-RU"/>
+              </w:rPr>
               <w:t>ОПИСАНИЕ ВЫПОЛНЕНИЯ ЭТАПОВ</w:t>
             </w:r>
             <w:r>
+              <w:rPr>
+                <w:rFonts w:hint="eastAsia"/>
+                <w:noProof/>
+                <w:webHidden/>
+              </w:rPr>
               <w:tab/>
             </w:r>
             <w:r>
+              <w:rPr>
+                <w:rFonts w:hint="eastAsia"/>
+                <w:noProof/>
+                <w:webHidden/>
+              </w:rPr>
               <w:fldChar w:fldCharType="begin"/>
             </w:r>
             <w:r>
-              <w:instrText>PAGEREF _Toc6407 \h</w:instrText>
-            </w:r>
-            <w:r>
+              <w:rPr>
+                <w:rFonts w:hint="eastAsia"/>
+                <w:noProof/>
+                <w:webHidden/>
+              </w:rPr>
+              <w:instrText xml:space="preserve"> </w:instrText>
+            </w:r>
+            <w:r>
+              <w:rPr>
+                <w:noProof/>
+                <w:webHidden/>
+              </w:rPr>
+              <w:instrText>PAGEREF _Toc230903038 \h</w:instrText>
+            </w:r>
+            <w:r>
+              <w:rPr>
+                <w:rFonts w:hint="eastAsia"/>
+                <w:noProof/>
+                <w:webHidden/>
+              </w:rPr>
+              <w:instrText xml:space="preserve"> </w:instrText>
+            </w:r>
+            <w:r>
+              <w:rPr>
+                <w:rFonts w:hint="eastAsia"/>
+                <w:noProof/>
+                <w:webHidden/>
+              </w:rPr>
+            </w:r>
+            <w:r>
+              <w:rPr>
+                <w:rFonts w:hint="eastAsia"/>
+                <w:noProof/>
+                <w:webHidden/>
+              </w:rPr>
               <w:fldChar w:fldCharType="separate"/>
             </w:r>
             <w:r>
-              <w:t xml:space="preserve">5 </w:t>
-            </w:r>
-            <w:r>
+              <w:rPr>
+                <w:noProof/>
+                <w:webHidden/>
+              </w:rPr>
+              <w:t>6</w:t>
+            </w:r>
+            <w:r>
+              <w:rPr>
+                <w:rFonts w:hint="eastAsia"/>
+                <w:noProof/>
+                <w:webHidden/>
+              </w:rPr>
               <w:fldChar w:fldCharType="end"/>
             </w:r>
           </w:hyperlink>
@@ -805,29 +884,91 @@
           <w:pPr>
             <w:pStyle w:val="TOC2"/>
             <w:tabs>
-              <w:tab w:val="right" w:leader="dot" w:pos="9847"/>
+              <w:tab w:val="right" w:leader="dot" w:pos="9837"/>
             </w:tabs>
+            <w:rPr>
+              <w:rFonts w:asciiTheme="minorHAnsi" w:eastAsiaTheme="minorEastAsia" w:hAnsiTheme="minorHAnsi" w:cstheme="minorBidi" w:hint="eastAsia"/>
+              <w:noProof/>
+              <w:color w:val="auto"/>
+              <w:sz w:val="22"/>
+            </w:rPr>
           </w:pPr>
-          <w:hyperlink w:anchor="_Toc6408">
-            <w:r>
+          <w:hyperlink w:anchor="_Toc230903039" w:history="1">
+            <w:r>
+              <w:rPr>
+                <w:rStyle w:val="a6"/>
+                <w:noProof/>
+                <w:lang w:val="ru-RU"/>
+              </w:rPr>
               <w:t>1.  Инструктаж обучающегося</w:t>
             </w:r>
             <w:r>
+              <w:rPr>
+                <w:rFonts w:hint="eastAsia"/>
+                <w:noProof/>
+                <w:webHidden/>
+              </w:rPr>
               <w:tab/>
             </w:r>
             <w:r>
+              <w:rPr>
+                <w:rFonts w:hint="eastAsia"/>
+                <w:noProof/>
+                <w:webHidden/>
+              </w:rPr>
               <w:fldChar w:fldCharType="begin"/>
             </w:r>
             <w:r>
-              <w:instrText>PAGEREF _Toc6408 \h</w:instrText>
-            </w:r>
-            <w:r>
+              <w:rPr>
+                <w:rFonts w:hint="eastAsia"/>
+                <w:noProof/>
+                <w:webHidden/>
+              </w:rPr>
+              <w:instrText xml:space="preserve"> </w:instrText>
+            </w:r>
+            <w:r>
+              <w:rPr>
+                <w:noProof/>
+                <w:webHidden/>
+              </w:rPr>
+              <w:instrText>PAGEREF _Toc230903039 \h</w:instrText>
+            </w:r>
+            <w:r>
+              <w:rPr>
+                <w:rFonts w:hint="eastAsia"/>
+                <w:noProof/>
+                <w:webHidden/>
+              </w:rPr>
+              <w:instrText xml:space="preserve"> </w:instrText>
+            </w:r>
+            <w:r>
+              <w:rPr>
+                <w:rFonts w:hint="eastAsia"/>
+                <w:noProof/>
+                <w:webHidden/>
+              </w:rPr>
+            </w:r>
+            <w:r>
+              <w:rPr>
+                <w:rFonts w:hint="eastAsia"/>
+                <w:noProof/>
+                <w:webHidden/>
+              </w:rPr>
               <w:fldChar w:fldCharType="separate"/>
             </w:r>
             <w:r>
-              <w:t xml:space="preserve">5 </w:t>
-            </w:r>
-            <w:r>
+              <w:rPr>
+                <w:noProof/>
+                <w:webHidden/>
+              </w:rPr>
+              <w:t>6</w:t>
+            </w:r>
+            <w:r>
+              <w:rPr>
+                <w:rFonts w:hint="eastAsia"/>
+                <w:noProof/>
+                <w:webHidden/>
+              </w:rPr>
               <w:fldChar w:fldCharType="end"/>
             </w:r>
           </w:hyperlink>
@@ -836,29 +977,91 @@
           <w:pPr>
             <w:pStyle w:val="TOC2"/>
             <w:tabs>
-              <w:tab w:val="right" w:leader="dot" w:pos="9847"/>
+              <w:tab w:val="right" w:leader="dot" w:pos="9837"/>
             </w:tabs>
+            <w:rPr>
+              <w:rFonts w:asciiTheme="minorHAnsi" w:eastAsiaTheme="minorEastAsia" w:hAnsiTheme="minorHAnsi" w:cstheme="minorBidi" w:hint="eastAsia"/>
+              <w:noProof/>
+              <w:color w:val="auto"/>
+              <w:sz w:val="22"/>
+            </w:rPr>
           </w:pPr>
-          <w:hyperlink w:anchor="_Toc6409">
-            <w:r>
+          <w:hyperlink w:anchor="_Toc230903040" w:history="1">
+            <w:r>
+              <w:rPr>
+                <w:rStyle w:val="a6"/>
+                <w:noProof/>
+                <w:lang w:val="ru-RU"/>
+              </w:rPr>
               <w:t>2.  Написание текста ВКР</w:t>
             </w:r>
             <w:r>
+              <w:rPr>
+                <w:rFonts w:hint="eastAsia"/>
+                <w:noProof/>
+                <w:webHidden/>
+              </w:rPr>
               <w:tab/>
             </w:r>
             <w:r>
+              <w:rPr>
+                <w:rFonts w:hint="eastAsia"/>
+                <w:noProof/>
+                <w:webHidden/>
+              </w:rPr>
               <w:fldChar w:fldCharType="begin"/>
             </w:r>
             <w:r>
-              <w:instrText>PAGEREF _Toc6409 \h</w:instrText>
-            </w:r>
-            <w:r>
+              <w:rPr>
+                <w:rFonts w:hint="eastAsia"/>
+                <w:noProof/>
+                <w:webHidden/>
+              </w:rPr>
+              <w:instrText xml:space="preserve"> </w:instrText>
+            </w:r>
+            <w:r>
+              <w:rPr>
+                <w:noProof/>
+                <w:webHidden/>
+              </w:rPr>
+              <w:instrText>PAGEREF _Toc230903040 \h</w:instrText>
+            </w:r>
+            <w:r>
+              <w:rPr>
+                <w:rFonts w:hint="eastAsia"/>
+                <w:noProof/>
+                <w:webHidden/>
+              </w:rPr>
+              <w:instrText xml:space="preserve"> </w:instrText>
+            </w:r>
+            <w:r>
+              <w:rPr>
+                <w:rFonts w:hint="eastAsia"/>
+                <w:noProof/>
+                <w:webHidden/>
+              </w:rPr>
+            </w:r>
+            <w:r>
+              <w:rPr>
+                <w:rFonts w:hint="eastAsia"/>
+                <w:noProof/>
+                <w:webHidden/>
+              </w:rPr>
               <w:fldChar w:fldCharType="separate"/>
             </w:r>
             <w:r>
-              <w:t xml:space="preserve">5 </w:t>
-            </w:r>
-            <w:r>
+              <w:rPr>
+                <w:noProof/>
+                <w:webHidden/>
+              </w:rPr>
+              <w:t>6</w:t>
+            </w:r>
+            <w:r>
+              <w:rPr>
+                <w:rFonts w:hint="eastAsia"/>
+                <w:noProof/>
+                <w:webHidden/>
+              </w:rPr>
               <w:fldChar w:fldCharType="end"/>
             </w:r>
           </w:hyperlink>
@@ -867,29 +1070,91 @@
           <w:pPr>
             <w:pStyle w:val="TOC2"/>
             <w:tabs>
-              <w:tab w:val="right" w:leader="dot" w:pos="9847"/>
+              <w:tab w:val="right" w:leader="dot" w:pos="9837"/>
             </w:tabs>
+            <w:rPr>
+              <w:rFonts w:asciiTheme="minorHAnsi" w:eastAsiaTheme="minorEastAsia" w:hAnsiTheme="minorHAnsi" w:cstheme="minorBidi" w:hint="eastAsia"/>
+              <w:noProof/>
+              <w:color w:val="auto"/>
+              <w:sz w:val="22"/>
+            </w:rPr>
           </w:pPr>
-          <w:hyperlink w:anchor="_Toc6410">
-            <w:r>
+          <w:hyperlink w:anchor="_Toc230903041" w:history="1">
+            <w:r>
+              <w:rPr>
+                <w:rStyle w:val="a6"/>
+                <w:noProof/>
+                <w:lang w:val="ru-RU"/>
+              </w:rPr>
               <w:t>3. Проверка текста ВКР в системе Антиплагиат</w:t>
             </w:r>
             <w:r>
+              <w:rPr>
+                <w:rFonts w:hint="eastAsia"/>
+                <w:noProof/>
+                <w:webHidden/>
+              </w:rPr>
               <w:tab/>
             </w:r>
             <w:r>
+              <w:rPr>
+                <w:rFonts w:hint="eastAsia"/>
+                <w:noProof/>
+                <w:webHidden/>
+              </w:rPr>
               <w:fldChar w:fldCharType="begin"/>
             </w:r>
             <w:r>
-              <w:instrText>PAGEREF _Toc6410 \h</w:instrText>
-            </w:r>
-            <w:r>
+              <w:rPr>
+                <w:rFonts w:hint="eastAsia"/>
+                <w:noProof/>
+                <w:webHidden/>
+              </w:rPr>
+              <w:instrText xml:space="preserve"> </w:instrText>
+            </w:r>
+            <w:r>
+              <w:rPr>
+                <w:noProof/>
+                <w:webHidden/>
+              </w:rPr>
+              <w:instrText>PAGEREF _Toc230903041 \h</w:instrText>
+            </w:r>
+            <w:r>
+              <w:rPr>
+                <w:rFonts w:hint="eastAsia"/>
+                <w:noProof/>
+                <w:webHidden/>
+              </w:rPr>
+              <w:instrText xml:space="preserve"> </w:instrText>
+            </w:r>
+            <w:r>
+              <w:rPr>
+                <w:rFonts w:hint="eastAsia"/>
+                <w:noProof/>
+                <w:webHidden/>
+              </w:rPr>
+            </w:r>
+            <w:r>
+              <w:rPr>
+                <w:rFonts w:hint="eastAsia"/>
+                <w:noProof/>
+                <w:webHidden/>
+              </w:rPr>
               <w:fldChar w:fldCharType="separate"/>
             </w:r>
             <w:r>
-              <w:t xml:space="preserve">7 </w:t>
-            </w:r>
-            <w:r>
+              <w:rPr>
+                <w:noProof/>
+                <w:webHidden/>
+              </w:rPr>
+              <w:t>8</w:t>
+            </w:r>
+            <w:r>
+              <w:rPr>
+                <w:rFonts w:hint="eastAsia"/>
+                <w:noProof/>
+                <w:webHidden/>
+              </w:rPr>
               <w:fldChar w:fldCharType="end"/>
             </w:r>
           </w:hyperlink>
@@ -898,29 +1163,91 @@
           <w:pPr>
             <w:pStyle w:val="TOC2"/>
             <w:tabs>
-              <w:tab w:val="right" w:leader="dot" w:pos="9847"/>
+              <w:tab w:val="right" w:leader="dot" w:pos="9837"/>
             </w:tabs>
+            <w:rPr>
+              <w:rFonts w:asciiTheme="minorHAnsi" w:eastAsiaTheme="minorEastAsia" w:hAnsiTheme="minorHAnsi" w:cstheme="minorBidi" w:hint="eastAsia"/>
+              <w:noProof/>
+              <w:color w:val="auto"/>
+              <w:sz w:val="22"/>
+            </w:rPr>
           </w:pPr>
-          <w:hyperlink w:anchor="_Toc6411">
-            <w:r>
+          <w:hyperlink w:anchor="_Toc230903042" w:history="1">
+            <w:r>
+              <w:rPr>
+                <w:rStyle w:val="a6"/>
+                <w:noProof/>
+                <w:lang w:val="ru-RU"/>
+              </w:rPr>
               <w:t>4. Предзащита ВКР</w:t>
             </w:r>
             <w:r>
+              <w:rPr>
+                <w:rFonts w:hint="eastAsia"/>
+                <w:noProof/>
+                <w:webHidden/>
+              </w:rPr>
               <w:tab/>
             </w:r>
             <w:r>
+              <w:rPr>
+                <w:rFonts w:hint="eastAsia"/>
+                <w:noProof/>
+                <w:webHidden/>
+              </w:rPr>
               <w:fldChar w:fldCharType="begin"/>
             </w:r>
             <w:r>
-              <w:instrText>PAGEREF _Toc6411 \h</w:instrText>
-            </w:r>
-            <w:r>
+              <w:rPr>
+                <w:rFonts w:hint="eastAsia"/>
+                <w:noProof/>
+                <w:webHidden/>
+              </w:rPr>
+              <w:instrText xml:space="preserve"> </w:instrText>
+            </w:r>
+            <w:r>
+              <w:rPr>
+                <w:noProof/>
+                <w:webHidden/>
+              </w:rPr>
+              <w:instrText>PAGEREF _Toc230903042 \h</w:instrText>
+            </w:r>
+            <w:r>
+              <w:rPr>
+                <w:rFonts w:hint="eastAsia"/>
+                <w:noProof/>
+                <w:webHidden/>
+              </w:rPr>
+              <w:instrText xml:space="preserve"> </w:instrText>
+            </w:r>
+            <w:r>
+              <w:rPr>
+                <w:rFonts w:hint="eastAsia"/>
+                <w:noProof/>
+                <w:webHidden/>
+              </w:rPr>
+            </w:r>
+            <w:r>
+              <w:rPr>
+                <w:rFonts w:hint="eastAsia"/>
+                <w:noProof/>
+                <w:webHidden/>
+              </w:rPr>
               <w:fldChar w:fldCharType="separate"/>
             </w:r>
             <w:r>
-              <w:t xml:space="preserve">7 </w:t>
-            </w:r>
-            <w:r>
+              <w:rPr>
+                <w:noProof/>
+                <w:webHidden/>
+              </w:rPr>
+              <w:t>8</w:t>
+            </w:r>
+            <w:r>
+              <w:rPr>
+                <w:rFonts w:hint="eastAsia"/>
+                <w:noProof/>
+                <w:webHidden/>
+              </w:rPr>
               <w:fldChar w:fldCharType="end"/>
             </w:r>
           </w:hyperlink>
@@ -929,29 +1256,91 @@
           <w:pPr>
             <w:pStyle w:val="TOC1"/>
             <w:tabs>
-              <w:tab w:val="right" w:leader="dot" w:pos="9847"/>
+              <w:tab w:val="right" w:leader="dot" w:pos="9837"/>
             </w:tabs>
+            <w:rPr>
+              <w:rFonts w:asciiTheme="minorHAnsi" w:eastAsiaTheme="minorEastAsia" w:hAnsiTheme="minorHAnsi" w:cstheme="minorBidi" w:hint="eastAsia"/>
+              <w:noProof/>
+              <w:color w:val="auto"/>
+              <w:sz w:val="22"/>
+            </w:rPr>
           </w:pPr>
-          <w:hyperlink w:anchor="_Toc6412">
-            <w:r>
+          <w:hyperlink w:anchor="_Toc230903043" w:history="1">
+            <w:r>
+              <w:rPr>
+                <w:rStyle w:val="a6"/>
+                <w:noProof/>
+                <w:lang w:val="ru-RU"/>
+              </w:rPr>
               <w:t>ЗАКЛЮЧЕНИЕ</w:t>
             </w:r>
             <w:r>
+              <w:rPr>
+                <w:rFonts w:hint="eastAsia"/>
+                <w:noProof/>
+                <w:webHidden/>
+              </w:rPr>
               <w:tab/>
             </w:r>
             <w:r>
+              <w:rPr>
+                <w:rFonts w:hint="eastAsia"/>
+                <w:noProof/>
+                <w:webHidden/>
+              </w:rPr>
               <w:fldChar w:fldCharType="begin"/>
             </w:r>
             <w:r>
-              <w:instrText>PAGEREF _Toc6412 \h</w:instrText>
-            </w:r>
-            <w:r>
+              <w:rPr>
+                <w:rFonts w:hint="eastAsia"/>
+                <w:noProof/>
+                <w:webHidden/>
+              </w:rPr>
+              <w:instrText xml:space="preserve"> </w:instrText>
+            </w:r>
+            <w:r>
+              <w:rPr>
+                <w:noProof/>
+                <w:webHidden/>
+              </w:rPr>
+              <w:instrText>PAGEREF _Toc230903043 \h</w:instrText>
+            </w:r>
+            <w:r>
+              <w:rPr>
+                <w:rFonts w:hint="eastAsia"/>
+                <w:noProof/>
+                <w:webHidden/>
+              </w:rPr>
+              <w:instrText xml:space="preserve"> </w:instrText>
+            </w:r>
+            <w:r>
+              <w:rPr>
+                <w:rFonts w:hint="eastAsia"/>
+                <w:noProof/>
+                <w:webHidden/>
+              </w:rPr>
+            </w:r>
+            <w:r>
+              <w:rPr>
+                <w:rFonts w:hint="eastAsia"/>
+                <w:noProof/>
+                <w:webHidden/>
+              </w:rPr>
               <w:fldChar w:fldCharType="separate"/>
             </w:r>
             <w:r>
-              <w:t xml:space="preserve">8 </w:t>
-            </w:r>
-            <w:r>
+              <w:rPr>
+                <w:noProof/>
+                <w:webHidden/>
+              </w:rPr>
+              <w:t>10</w:t>
+            </w:r>
+            <w:r>
+              <w:rPr>
+                <w:rFonts w:hint="eastAsia"/>
+                <w:noProof/>
+                <w:webHidden/>
+              </w:rPr>
               <w:fldChar w:fldCharType="end"/>
             </w:r>
           </w:hyperlink>
@@ -960,29 +1349,91 @@
           <w:pPr>
             <w:pStyle w:val="TOC1"/>
             <w:tabs>
-              <w:tab w:val="right" w:leader="dot" w:pos="9847"/>
+              <w:tab w:val="right" w:leader="dot" w:pos="9837"/>
             </w:tabs>
+            <w:rPr>
+              <w:rFonts w:asciiTheme="minorHAnsi" w:eastAsiaTheme="minorEastAsia" w:hAnsiTheme="minorHAnsi" w:cstheme="minorBidi" w:hint="eastAsia"/>
+              <w:noProof/>
+              <w:color w:val="auto"/>
+              <w:sz w:val="22"/>
+            </w:rPr>
           </w:pPr>
-          <w:hyperlink w:anchor="_Toc6413">
-            <w:r>
+          <w:hyperlink w:anchor="_Toc230903044" w:history="1">
+            <w:r>
+              <w:rPr>
+                <w:rStyle w:val="a6"/>
+                <w:noProof/>
+                <w:lang w:val="ru-RU"/>
+              </w:rPr>
               <w:t>Приложение 1. Справка о проверке в системе Антиплагиат</w:t>
             </w:r>
             <w:r>
+              <w:rPr>
+                <w:rFonts w:hint="eastAsia"/>
+                <w:noProof/>
+                <w:webHidden/>
+              </w:rPr>
               <w:tab/>
             </w:r>
             <w:r>
+              <w:rPr>
+                <w:rFonts w:hint="eastAsia"/>
+                <w:noProof/>
+                <w:webHidden/>
+              </w:rPr>
               <w:fldChar w:fldCharType="begin"/>
             </w:r>
             <w:r>
-              <w:instrText>PAGEREF _Toc6413 \h</w:instrText>
-            </w:r>
-            <w:r>
+              <w:rPr>
+                <w:rFonts w:hint="eastAsia"/>
+                <w:noProof/>
+                <w:webHidden/>
+              </w:rPr>
+              <w:instrText xml:space="preserve"> </w:instrText>
+            </w:r>
+            <w:r>
+              <w:rPr>
+                <w:noProof/>
+                <w:webHidden/>
+              </w:rPr>
+              <w:instrText>PAGEREF _Toc230903044 \h</w:instrText>
+            </w:r>
+            <w:r>
+              <w:rPr>
+                <w:rFonts w:hint="eastAsia"/>
+                <w:noProof/>
+                <w:webHidden/>
+              </w:rPr>
+              <w:instrText xml:space="preserve"> </w:instrText>
+            </w:r>
+            <w:r>
+              <w:rPr>
+                <w:rFonts w:hint="eastAsia"/>
+                <w:noProof/>
+                <w:webHidden/>
+              </w:rPr>
+            </w:r>
+            <w:r>
+              <w:rPr>
+                <w:rFonts w:hint="eastAsia"/>
+                <w:noProof/>
+                <w:webHidden/>
+              </w:rPr>
               <w:fldChar w:fldCharType="separate"/>
             </w:r>
             <w:r>
-              <w:t xml:space="preserve">9 </w:t>
-            </w:r>
-            <w:r>
+              <w:rPr>
+                <w:noProof/>
+                <w:webHidden/>
+              </w:rPr>
+              <w:t>11</w:t>
+            </w:r>
+            <w:r>
+              <w:rPr>
+                <w:rFonts w:hint="eastAsia"/>
+                <w:noProof/>
+                <w:webHidden/>
+              </w:rPr>
               <w:fldChar w:fldCharType="end"/>
             </w:r>
           </w:hyperlink>
@@ -991,34 +1442,99 @@
           <w:pPr>
             <w:pStyle w:val="TOC1"/>
             <w:tabs>
-              <w:tab w:val="right" w:leader="dot" w:pos="9847"/>
+              <w:tab w:val="right" w:leader="dot" w:pos="9837"/>
             </w:tabs>
+            <w:rPr>
+              <w:rFonts w:asciiTheme="minorHAnsi" w:eastAsiaTheme="minorEastAsia" w:hAnsiTheme="minorHAnsi" w:cstheme="minorBidi" w:hint="eastAsia"/>
+              <w:noProof/>
+              <w:color w:val="auto"/>
+              <w:sz w:val="22"/>
+            </w:rPr>
           </w:pPr>
-          <w:hyperlink w:anchor="_Toc6414">
-            <w:r>
+          <w:hyperlink w:anchor="_Toc230903045" w:history="1">
+            <w:r>
+              <w:rPr>
+                <w:rStyle w:val="a6"/>
+                <w:noProof/>
+                <w:lang w:val="ru-RU"/>
+              </w:rPr>
               <w:t>Приложение 2. Презентация для защиты ВКР</w:t>
             </w:r>
             <w:r>
+              <w:rPr>
+                <w:rFonts w:hint="eastAsia"/>
+                <w:noProof/>
+                <w:webHidden/>
+              </w:rPr>
               <w:tab/>
             </w:r>
             <w:r>
+              <w:rPr>
+                <w:rFonts w:hint="eastAsia"/>
+                <w:noProof/>
+                <w:webHidden/>
+              </w:rPr>
               <w:fldChar w:fldCharType="begin"/>
             </w:r>
             <w:r>
-              <w:instrText>PAGEREF _Toc6414 \h</w:instrText>
-            </w:r>
-            <w:r>
+              <w:rPr>
+                <w:rFonts w:hint="eastAsia"/>
+                <w:noProof/>
+                <w:webHidden/>
+              </w:rPr>
+              <w:instrText xml:space="preserve"> </w:instrText>
+            </w:r>
+            <w:r>
+              <w:rPr>
+                <w:noProof/>
+                <w:webHidden/>
+              </w:rPr>
+              <w:instrText>PAGEREF _Toc230903045 \h</w:instrText>
+            </w:r>
+            <w:r>
+              <w:rPr>
+                <w:rFonts w:hint="eastAsia"/>
+                <w:noProof/>
+                <w:webHidden/>
+              </w:rPr>
+              <w:instrText xml:space="preserve"> </w:instrText>
+            </w:r>
+            <w:r>
+              <w:rPr>
+                <w:rFonts w:hint="eastAsia"/>
+                <w:noProof/>
+                <w:webHidden/>
+              </w:rPr>
+            </w:r>
+            <w:r>
+              <w:rPr>
+                <w:rFonts w:hint="eastAsia"/>
+                <w:noProof/>
+                <w:webHidden/>
+              </w:rPr>
               <w:fldChar w:fldCharType="separate"/>
             </w:r>
             <w:r>
-              <w:t xml:space="preserve">10 </w:t>
-            </w:r>
-            <w:r>
+              <w:rPr>
+                <w:noProof/>
+                <w:webHidden/>
+              </w:rPr>
+              <w:t>12</w:t>
+            </w:r>
+            <w:r>
+              <w:rPr>
+                <w:rFonts w:hint="eastAsia"/>
+                <w:noProof/>
+                <w:webHidden/>
+              </w:rPr>
               <w:fldChar w:fldCharType="end"/>
             </w:r>
           </w:hyperlink>
         </w:p>
         <w:p>
+          <w:pPr>
+            <w:ind w:firstLine="560"/>
+          </w:pPr>
           <w:r>
             <w:fldChar w:fldCharType="end"/>
           </w:r>
@@ -1027,65 +1543,49 @@
     </w:sdt>
     <w:p>
       <w:pPr>
-        <w:spacing w:after="246" w:line="259" w:lineRule="auto"/>
-        <w:ind w:left="425" w:firstLine="0"/>
-        <w:jc w:val="left"/>
-        <w:rPr>
-          <w:lang w:val="ru-RU"/>
-        </w:rPr>
-      </w:pPr>
-      <w:r>
-        <w:rPr>
+        <w:spacing w:after="100"/>
+        <w:ind w:firstLine="800"/>
+      </w:pPr>
+      <w:r>
+        <w:rPr>
+          <w:sz w:val="40"/>
           <w:lang w:val="ru-RU"/>
         </w:rPr>
         <w:t xml:space="preserve"> </w:t>
       </w:r>
-    </w:p>
-    <w:p>
-      <w:pPr>
-        <w:spacing w:after="0" w:line="259" w:lineRule="auto"/>
-        <w:ind w:left="465" w:firstLine="0"/>
-        <w:jc w:val="center"/>
-        <w:rPr>
-          <w:lang w:val="ru-RU"/>
-        </w:rPr>
-      </w:pPr>
-      <w:r>
-        <w:rPr>
-          <w:sz w:val="40"/>
+      <w:r>
+        <w:rPr>
+          <w:lang w:val="ru-RU"/>
+        </w:rPr>
+        <w:br w:type="page"/>
+      </w:r>
+    </w:p>
+    <w:p>
+      <w:pPr>
+        <w:pStyle w:val="1"/>
+        <w:rPr>
+          <w:lang w:val="ru-RU"/>
+        </w:rPr>
+      </w:pPr>
+      <w:bookmarkStart w:id="0" w:name="_Toc230903037"/>
+      <w:r>
+        <w:rPr>
+          <w:lang w:val="ru-RU"/>
+        </w:rPr>
+        <w:lastRenderedPageBreak/>
+        <w:t>ВВЕДЕНИЕ</w:t>
+      </w:r>
+      <w:bookmarkEnd w:id="0"/>
+      <w:r>
+        <w:rPr>
           <w:lang w:val="ru-RU"/>
         </w:rPr>
         <w:t xml:space="preserve"> </w:t>
       </w:r>
-      <w:r>
-        <w:rPr>
-          <w:lang w:val="ru-RU"/>
-        </w:rPr>
-        <w:br w:type="page"/>
-      </w:r>
-    </w:p>
-    <w:p>
-      <w:pPr>
-        <w:pStyle w:val="1"/>
-        <w:rPr>
-          <w:lang w:val="ru-RU"/>
-        </w:rPr>
-      </w:pPr>
-      <w:bookmarkStart w:id="0" w:name="_Toc6406"/>
-      <w:r>
-        <w:rPr>
-          <w:lang w:val="ru-RU"/>
-        </w:rPr>
-        <w:lastRenderedPageBreak/>
-        <w:t xml:space="preserve">ВВЕДЕНИЕ </w:t>
-      </w:r>
-      <w:bookmarkEnd w:id="0"/>
-    </w:p>
-    <w:p>
-      <w:pPr>
-        <w:spacing w:after="1" w:line="396" w:lineRule="auto"/>
-        <w:ind w:left="425" w:firstLine="720"/>
-        <w:jc w:val="left"/>
+    </w:p>
+    <w:p>
+      <w:pPr>
+        <w:ind w:firstLine="560"/>
         <w:rPr>
           <w:rFonts w:eastAsiaTheme="minorEastAsia"/>
           <w:lang w:val="ru-RU"/>
@@ -1100,14 +1600,12 @@
       <w:r>
         <w:rPr>
           <w:rFonts w:hint="eastAsia"/>
-          <w:color w:val="333333"/>
           <w:lang w:val="ru-RU"/>
         </w:rPr>
         <w:t>Разработка</w:t>
       </w:r>
       <w:r>
         <w:rPr>
-          <w:color w:val="333333"/>
           <w:lang w:val="ru-RU"/>
         </w:rPr>
         <w:t xml:space="preserve"> приложения для детекции транспортных потоков с помощью компьютерного зрения</w:t>
@@ -1115,7 +1613,6 @@
       <w:r>
         <w:rPr>
           <w:rFonts w:eastAsiaTheme="minorEastAsia" w:hint="eastAsia"/>
-          <w:color w:val="333333"/>
           <w:lang w:val="ru-RU"/>
         </w:rPr>
         <w:t>.</w:t>
@@ -1123,57 +1620,36 @@
     </w:p>
     <w:p>
       <w:pPr>
-        <w:ind w:left="420" w:right="52"/>
-        <w:rPr>
-          <w:lang w:val="ru-RU"/>
-        </w:rPr>
-      </w:pPr>
-      <w:r>
-        <w:rPr>
-          <w:lang w:val="ru-RU"/>
-        </w:rPr>
-        <w:t xml:space="preserve"> Целью производственной преддипломной практики являлось закрепление и углубление теоретических знаний, полученных в процессе обучения в университете, а также приобретение практических навыков, необходимых для подготовки и успешной защиты ВКР. </w:t>
-      </w:r>
-    </w:p>
-    <w:p>
-      <w:pPr>
-        <w:tabs>
-          <w:tab w:val="center" w:pos="425"/>
-          <w:tab w:val="center" w:pos="4904"/>
-        </w:tabs>
-        <w:spacing w:after="141" w:line="259" w:lineRule="auto"/>
-        <w:ind w:left="0" w:firstLine="0"/>
-        <w:jc w:val="left"/>
-        <w:rPr>
-          <w:lang w:val="ru-RU"/>
-        </w:rPr>
-      </w:pPr>
-      <w:r>
-        <w:rPr>
-          <w:rFonts w:ascii="Calibri" w:eastAsia="Calibri" w:hAnsi="Calibri" w:cs="Calibri"/>
-          <w:sz w:val="22"/>
-          <w:lang w:val="ru-RU"/>
-        </w:rPr>
-        <w:tab/>
-      </w:r>
-      <w:r>
-        <w:rPr>
-          <w:lang w:val="ru-RU"/>
-        </w:rPr>
-        <w:t xml:space="preserve"> </w:t>
-      </w:r>
-      <w:r>
-        <w:rPr>
-          <w:lang w:val="ru-RU"/>
-        </w:rPr>
-        <w:tab/>
+        <w:ind w:firstLine="560"/>
+        <w:rPr>
+          <w:lang w:val="ru-RU"/>
+        </w:rPr>
+      </w:pPr>
+      <w:r>
+        <w:rPr>
+          <w:lang w:val="ru-RU"/>
+        </w:rPr>
+        <w:t xml:space="preserve">Целью производственной преддипломной практики являлось закрепление и углубление теоретических знаний, полученных в процессе обучения в университете, а также приобретение практических навыков, необходимых для подготовки и успешной защиты ВКР. </w:t>
+      </w:r>
+    </w:p>
+    <w:p>
+      <w:pPr>
+        <w:ind w:firstLine="560"/>
+        <w:rPr>
+          <w:lang w:val="ru-RU"/>
+        </w:rPr>
+      </w:pPr>
+      <w:r>
+        <w:rPr>
+          <w:lang w:val="ru-RU"/>
+        </w:rPr>
         <w:t xml:space="preserve">В ходе практики задачи выполнены представлены в таблице 1. </w:t>
       </w:r>
     </w:p>
     <w:p>
       <w:pPr>
-        <w:spacing w:after="0" w:line="259" w:lineRule="auto"/>
-        <w:ind w:left="425" w:firstLine="0"/>
+        <w:spacing w:line="259" w:lineRule="auto"/>
+        <w:ind w:left="425" w:firstLine="560"/>
         <w:jc w:val="left"/>
         <w:rPr>
           <w:lang w:val="ru-RU"/>
@@ -1201,17 +1677,94 @@
     </w:p>
     <w:p>
       <w:pPr>
-        <w:spacing w:after="0" w:line="259" w:lineRule="auto"/>
-        <w:ind w:left="0" w:firstLine="0"/>
+        <w:spacing w:line="259" w:lineRule="auto"/>
+        <w:ind w:firstLine="560"/>
         <w:jc w:val="left"/>
-      </w:pPr>
-      <w:r>
-        <w:rPr>
-          <w:color w:val="666666"/>
-          <w:sz w:val="24"/>
+        <w:rPr>
+          <w:color w:val="auto"/>
+          <w:szCs w:val="28"/>
+        </w:rPr>
+      </w:pPr>
+      <w:proofErr w:type="spellStart"/>
+      <w:r>
+        <w:rPr>
+          <w:color w:val="auto"/>
+          <w:szCs w:val="28"/>
         </w:rPr>
         <w:lastRenderedPageBreak/>
-        <w:t xml:space="preserve">Таблица 1. Этапы производственной преддипломной практики </w:t>
+        <w:t>Таблица</w:t>
+      </w:r>
+      <w:proofErr w:type="spellEnd"/>
+      <w:r>
+        <w:rPr>
+          <w:color w:val="auto"/>
+          <w:szCs w:val="28"/>
+        </w:rPr>
+        <w:t xml:space="preserve"> 1. </w:t>
+      </w:r>
+      <w:proofErr w:type="spellStart"/>
+      <w:r>
+        <w:rPr>
+          <w:color w:val="auto"/>
+          <w:szCs w:val="28"/>
+        </w:rPr>
+        <w:t>Этапы</w:t>
+      </w:r>
+      <w:proofErr w:type="spellEnd"/>
+      <w:r>
+        <w:rPr>
+          <w:color w:val="auto"/>
+          <w:szCs w:val="28"/>
+        </w:rPr>
+        <w:t xml:space="preserve"> </w:t>
+      </w:r>
+      <w:proofErr w:type="spellStart"/>
+      <w:r>
+        <w:rPr>
+          <w:color w:val="auto"/>
+          <w:szCs w:val="28"/>
+        </w:rPr>
+        <w:t>производственной</w:t>
+      </w:r>
+      <w:proofErr w:type="spellEnd"/>
+      <w:r>
+        <w:rPr>
+          <w:color w:val="auto"/>
+          <w:szCs w:val="28"/>
+        </w:rPr>
+        <w:t xml:space="preserve"> </w:t>
+      </w:r>
+      <w:proofErr w:type="spellStart"/>
+      <w:r>
+        <w:rPr>
+          <w:color w:val="auto"/>
+          <w:szCs w:val="28"/>
+        </w:rPr>
+        <w:t>преддипломной</w:t>
+      </w:r>
+      <w:proofErr w:type="spellEnd"/>
+      <w:r>
+        <w:rPr>
+          <w:color w:val="auto"/>
+          <w:szCs w:val="28"/>
+        </w:rPr>
+        <w:t xml:space="preserve"> </w:t>
+      </w:r>
+      <w:proofErr w:type="spellStart"/>
+      <w:r>
+        <w:rPr>
+          <w:color w:val="auto"/>
+          <w:szCs w:val="28"/>
+        </w:rPr>
+        <w:t>практики</w:t>
+      </w:r>
+      <w:proofErr w:type="spellEnd"/>
+      <w:r>
+        <w:rPr>
+          <w:color w:val="auto"/>
+          <w:szCs w:val="28"/>
+        </w:rPr>
+        <w:t xml:space="preserve"> </w:t>
       </w:r>
     </w:p>
     <w:tbl>
@@ -1226,9 +1779,9 @@
         <w:tblLook w:val="04A0" w:firstRow="1" w:lastRow="0" w:firstColumn="1" w:lastColumn="0" w:noHBand="0" w:noVBand="1"/>
       </w:tblPr>
       <w:tblGrid>
-        <w:gridCol w:w="852"/>
-        <w:gridCol w:w="1702"/>
-        <w:gridCol w:w="7514"/>
+        <w:gridCol w:w="897"/>
+        <w:gridCol w:w="2423"/>
+        <w:gridCol w:w="6748"/>
       </w:tblGrid>
       <w:tr>
         <w:trPr>
@@ -1236,7 +1789,7 @@
         </w:trPr>
         <w:tc>
           <w:tcPr>
-            <w:tcW w:w="852" w:type="dxa"/>
+            <w:tcW w:w="897" w:type="dxa"/>
             <w:tcBorders>
               <w:top w:val="single" w:sz="8" w:space="0" w:color="000000"/>
               <w:left w:val="single" w:sz="8" w:space="0" w:color="000000"/>
@@ -1248,35 +1801,40 @@
           <w:p>
             <w:pPr>
               <w:spacing w:after="22" w:line="259" w:lineRule="auto"/>
-              <w:ind w:left="0" w:right="53" w:firstLine="0"/>
+              <w:ind w:right="53" w:firstLineChars="0" w:firstLine="0"/>
               <w:jc w:val="center"/>
+              <w:rPr>
+                <w:szCs w:val="28"/>
+              </w:rPr>
             </w:pPr>
             <w:r>
               <w:rPr>
                 <w:b/>
-                <w:sz w:val="24"/>
-              </w:rPr>
-              <w:t xml:space="preserve">№ </w:t>
-            </w:r>
-          </w:p>
-          <w:p>
-            <w:pPr>
-              <w:spacing w:after="0" w:line="259" w:lineRule="auto"/>
-              <w:ind w:left="26" w:firstLine="0"/>
-              <w:jc w:val="left"/>
-            </w:pPr>
+                <w:szCs w:val="28"/>
+              </w:rPr>
+              <w:t>№</w:t>
+            </w:r>
+            <w:r>
+              <w:rPr>
+                <w:rFonts w:eastAsiaTheme="minorEastAsia" w:hint="eastAsia"/>
+                <w:szCs w:val="28"/>
+              </w:rPr>
+              <w:t xml:space="preserve"> </w:t>
+            </w:r>
+            <w:proofErr w:type="spellStart"/>
             <w:r>
               <w:rPr>
                 <w:b/>
-                <w:sz w:val="24"/>
-              </w:rPr>
-              <w:t xml:space="preserve">этапа </w:t>
-            </w:r>
+                <w:szCs w:val="28"/>
+              </w:rPr>
+              <w:t>этапа</w:t>
+            </w:r>
+            <w:proofErr w:type="spellEnd"/>
           </w:p>
         </w:tc>
         <w:tc>
           <w:tcPr>
-            <w:tcW w:w="1702" w:type="dxa"/>
+            <w:tcW w:w="2423" w:type="dxa"/>
             <w:tcBorders>
               <w:top w:val="single" w:sz="8" w:space="0" w:color="000000"/>
               <w:left w:val="single" w:sz="8" w:space="0" w:color="000000"/>
@@ -1287,22 +1845,43 @@
           </w:tcPr>
           <w:p>
             <w:pPr>
-              <w:spacing w:after="0" w:line="259" w:lineRule="auto"/>
-              <w:ind w:left="0" w:right="4" w:firstLine="0"/>
+              <w:spacing w:line="259" w:lineRule="auto"/>
+              <w:ind w:right="4" w:firstLineChars="0" w:firstLine="0"/>
               <w:jc w:val="center"/>
+              <w:rPr>
+                <w:szCs w:val="28"/>
+              </w:rPr>
             </w:pPr>
+            <w:proofErr w:type="spellStart"/>
             <w:r>
               <w:rPr>
                 <w:b/>
-                <w:sz w:val="24"/>
-              </w:rPr>
-              <w:t xml:space="preserve">Наименовани е этапа </w:t>
-            </w:r>
+                <w:szCs w:val="28"/>
+              </w:rPr>
+              <w:t>Наименование</w:t>
+            </w:r>
+            <w:proofErr w:type="spellEnd"/>
+            <w:r>
+              <w:rPr>
+                <w:b/>
+                <w:szCs w:val="28"/>
+              </w:rPr>
+              <w:t xml:space="preserve"> </w:t>
+            </w:r>
+            <w:proofErr w:type="spellStart"/>
+            <w:r>
+              <w:rPr>
+                <w:b/>
+                <w:szCs w:val="28"/>
+              </w:rPr>
+              <w:t>этапа</w:t>
+            </w:r>
+            <w:proofErr w:type="spellEnd"/>
           </w:p>
         </w:tc>
         <w:tc>
           <w:tcPr>
-            <w:tcW w:w="7514" w:type="dxa"/>
+            <w:tcW w:w="6748" w:type="dxa"/>
             <w:tcBorders>
               <w:top w:val="single" w:sz="8" w:space="0" w:color="000000"/>
               <w:left w:val="single" w:sz="8" w:space="0" w:color="000000"/>
@@ -1313,17 +1892,38 @@
           </w:tcPr>
           <w:p>
             <w:pPr>
-              <w:spacing w:after="0" w:line="259" w:lineRule="auto"/>
-              <w:ind w:left="0" w:right="56" w:firstLine="0"/>
+              <w:spacing w:line="259" w:lineRule="auto"/>
+              <w:ind w:right="56" w:firstLineChars="0" w:firstLine="0"/>
               <w:jc w:val="center"/>
+              <w:rPr>
+                <w:szCs w:val="28"/>
+              </w:rPr>
             </w:pPr>
+            <w:proofErr w:type="spellStart"/>
             <w:r>
               <w:rPr>
                 <w:b/>
-                <w:sz w:val="24"/>
-              </w:rPr>
-              <w:t xml:space="preserve">Задание этапа </w:t>
-            </w:r>
+                <w:szCs w:val="28"/>
+              </w:rPr>
+              <w:t>Задание</w:t>
+            </w:r>
+            <w:proofErr w:type="spellEnd"/>
+            <w:r>
+              <w:rPr>
+                <w:b/>
+                <w:szCs w:val="28"/>
+              </w:rPr>
+              <w:t xml:space="preserve"> </w:t>
+            </w:r>
+            <w:proofErr w:type="spellStart"/>
+            <w:r>
+              <w:rPr>
+                <w:b/>
+                <w:szCs w:val="28"/>
+              </w:rPr>
+              <w:t>этапа</w:t>
+            </w:r>
+            <w:proofErr w:type="spellEnd"/>
           </w:p>
         </w:tc>
       </w:tr>
@@ -1333,7 +1933,7 @@
         </w:trPr>
         <w:tc>
           <w:tcPr>
-            <w:tcW w:w="852" w:type="dxa"/>
+            <w:tcW w:w="897" w:type="dxa"/>
             <w:tcBorders>
               <w:top w:val="single" w:sz="8" w:space="0" w:color="000000"/>
               <w:left w:val="single" w:sz="8" w:space="0" w:color="000000"/>
@@ -1344,21 +1944,24 @@
           </w:tcPr>
           <w:p>
             <w:pPr>
-              <w:spacing w:after="0" w:line="259" w:lineRule="auto"/>
-              <w:ind w:left="0" w:right="55" w:firstLine="0"/>
+              <w:spacing w:line="259" w:lineRule="auto"/>
+              <w:ind w:right="55" w:firstLineChars="0" w:firstLine="0"/>
               <w:jc w:val="center"/>
+              <w:rPr>
+                <w:szCs w:val="28"/>
+              </w:rPr>
             </w:pPr>
             <w:r>
               <w:rPr>
-                <w:sz w:val="24"/>
-              </w:rPr>
-              <w:t xml:space="preserve">1 </w:t>
+                <w:szCs w:val="28"/>
+              </w:rPr>
+              <w:t>1</w:t>
             </w:r>
           </w:p>
         </w:tc>
         <w:tc>
           <w:tcPr>
-            <w:tcW w:w="1702" w:type="dxa"/>
+            <w:tcW w:w="2423" w:type="dxa"/>
             <w:tcBorders>
               <w:top w:val="single" w:sz="8" w:space="0" w:color="000000"/>
               <w:left w:val="single" w:sz="8" w:space="0" w:color="000000"/>
@@ -1369,21 +1972,40 @@
           </w:tcPr>
           <w:p>
             <w:pPr>
-              <w:spacing w:after="0" w:line="259" w:lineRule="auto"/>
-              <w:ind w:left="0" w:firstLine="0"/>
+              <w:spacing w:line="259" w:lineRule="auto"/>
+              <w:ind w:firstLineChars="0" w:firstLine="0"/>
               <w:jc w:val="center"/>
+              <w:rPr>
+                <w:szCs w:val="28"/>
+              </w:rPr>
             </w:pPr>
-            <w:r>
-              <w:rPr>
-                <w:sz w:val="24"/>
-              </w:rPr>
-              <w:t xml:space="preserve">Инструктаж обучающегося </w:t>
-            </w:r>
+            <w:proofErr w:type="spellStart"/>
+            <w:r>
+              <w:rPr>
+                <w:szCs w:val="28"/>
+              </w:rPr>
+              <w:t>Инструктаж</w:t>
+            </w:r>
+            <w:proofErr w:type="spellEnd"/>
+            <w:r>
+              <w:rPr>
+                <w:szCs w:val="28"/>
+              </w:rPr>
+              <w:t xml:space="preserve"> </w:t>
+            </w:r>
+            <w:proofErr w:type="spellStart"/>
+            <w:r>
+              <w:rPr>
+                <w:szCs w:val="28"/>
+              </w:rPr>
+              <w:t>обучающегося</w:t>
+            </w:r>
+            <w:proofErr w:type="spellEnd"/>
           </w:p>
         </w:tc>
         <w:tc>
           <w:tcPr>
-            <w:tcW w:w="7514" w:type="dxa"/>
+            <w:tcW w:w="6748" w:type="dxa"/>
             <w:tcBorders>
               <w:top w:val="single" w:sz="8" w:space="0" w:color="000000"/>
               <w:left w:val="single" w:sz="8" w:space="0" w:color="000000"/>
@@ -1394,16 +2016,17 @@
           </w:tcPr>
           <w:p>
             <w:pPr>
-              <w:spacing w:after="0" w:line="259" w:lineRule="auto"/>
-              <w:ind w:left="0" w:firstLine="0"/>
+              <w:spacing w:line="259" w:lineRule="auto"/>
+              <w:ind w:firstLineChars="0" w:firstLine="0"/>
               <w:jc w:val="left"/>
               <w:rPr>
+                <w:szCs w:val="28"/>
                 <w:lang w:val="ru-RU"/>
               </w:rPr>
             </w:pPr>
             <w:r>
               <w:rPr>
-                <w:sz w:val="24"/>
+                <w:szCs w:val="28"/>
                 <w:lang w:val="ru-RU"/>
               </w:rPr>
               <w:t xml:space="preserve">Инструктаж обучающегося по ознакомлению с требованиями охраны труда, техники безопасности, пожарной безопасности, а также правилами внутреннего трудового распорядка </w:t>
@@ -1417,7 +2040,7 @@
         </w:trPr>
         <w:tc>
           <w:tcPr>
-            <w:tcW w:w="852" w:type="dxa"/>
+            <w:tcW w:w="897" w:type="dxa"/>
             <w:tcBorders>
               <w:top w:val="single" w:sz="8" w:space="0" w:color="000000"/>
               <w:left w:val="single" w:sz="8" w:space="0" w:color="000000"/>
@@ -1428,21 +2051,24 @@
           </w:tcPr>
           <w:p>
             <w:pPr>
-              <w:spacing w:after="0" w:line="259" w:lineRule="auto"/>
-              <w:ind w:left="0" w:right="55" w:firstLine="0"/>
+              <w:spacing w:line="259" w:lineRule="auto"/>
+              <w:ind w:right="55" w:firstLineChars="0" w:firstLine="0"/>
               <w:jc w:val="center"/>
+              <w:rPr>
+                <w:szCs w:val="28"/>
+              </w:rPr>
             </w:pPr>
             <w:r>
               <w:rPr>
-                <w:sz w:val="24"/>
-              </w:rPr>
-              <w:t xml:space="preserve">2 </w:t>
+                <w:szCs w:val="28"/>
+              </w:rPr>
+              <w:t>2</w:t>
             </w:r>
           </w:p>
         </w:tc>
         <w:tc>
           <w:tcPr>
-            <w:tcW w:w="1702" w:type="dxa"/>
+            <w:tcW w:w="2423" w:type="dxa"/>
             <w:tcBorders>
               <w:top w:val="single" w:sz="8" w:space="0" w:color="000000"/>
               <w:left w:val="single" w:sz="8" w:space="0" w:color="000000"/>
@@ -1453,21 +2079,46 @@
           </w:tcPr>
           <w:p>
             <w:pPr>
-              <w:spacing w:after="0" w:line="259" w:lineRule="auto"/>
-              <w:ind w:left="0" w:firstLine="0"/>
+              <w:spacing w:line="259" w:lineRule="auto"/>
+              <w:ind w:firstLineChars="0" w:firstLine="0"/>
               <w:jc w:val="center"/>
+              <w:rPr>
+                <w:szCs w:val="28"/>
+              </w:rPr>
             </w:pPr>
-            <w:r>
-              <w:rPr>
-                <w:sz w:val="24"/>
-              </w:rPr>
-              <w:t xml:space="preserve">Написание текста ВКР </w:t>
+            <w:proofErr w:type="spellStart"/>
+            <w:r>
+              <w:rPr>
+                <w:szCs w:val="28"/>
+              </w:rPr>
+              <w:t>Написание</w:t>
+            </w:r>
+            <w:proofErr w:type="spellEnd"/>
+            <w:r>
+              <w:rPr>
+                <w:szCs w:val="28"/>
+              </w:rPr>
+              <w:t xml:space="preserve"> </w:t>
+            </w:r>
+            <w:proofErr w:type="spellStart"/>
+            <w:r>
+              <w:rPr>
+                <w:szCs w:val="28"/>
+              </w:rPr>
+              <w:t>текста</w:t>
+            </w:r>
+            <w:proofErr w:type="spellEnd"/>
+            <w:r>
+              <w:rPr>
+                <w:szCs w:val="28"/>
+              </w:rPr>
+              <w:t xml:space="preserve"> ВКР</w:t>
             </w:r>
           </w:p>
         </w:tc>
         <w:tc>
           <w:tcPr>
-            <w:tcW w:w="7514" w:type="dxa"/>
+            <w:tcW w:w="6748" w:type="dxa"/>
             <w:tcBorders>
               <w:top w:val="single" w:sz="8" w:space="0" w:color="000000"/>
               <w:left w:val="single" w:sz="8" w:space="0" w:color="000000"/>
@@ -1478,48 +2129,109 @@
           </w:tcPr>
           <w:p>
             <w:pPr>
-              <w:spacing w:after="0" w:line="259" w:lineRule="auto"/>
-              <w:ind w:left="0" w:firstLine="0"/>
+              <w:spacing w:line="259" w:lineRule="auto"/>
+              <w:ind w:firstLineChars="0" w:firstLine="0"/>
               <w:jc w:val="left"/>
+              <w:rPr>
+                <w:szCs w:val="28"/>
+              </w:rPr>
             </w:pPr>
             <w:r>
               <w:rPr>
-                <w:sz w:val="24"/>
+                <w:szCs w:val="28"/>
                 <w:lang w:val="ru-RU"/>
               </w:rPr>
               <w:t xml:space="preserve">Подготовить текст ВКР в соответствии с инд. заданием. Текст ВКР представляется в электронном виде и включает введение, основную часть, заключение (не менее 40 страниц, в которые не входят титульный лист, аннотация, задание на ВКР, оглавление/содержание, список сокращений, список источников и приложения). Во введении дается общая характеристика работы (актуальность темы, цель и задачи исследования, степень проработанности проблемы, методы исследования, объект и предмет исследования, положения, выносимые на защиту, научная новизна и практическая значимость работы, апробация и внедрение результатов исследования, личный вклад). При составлении обзора необходимо использовать не менее 20 источников не старше 5 лет, в том числе не менее 20% научных статей в изданиях, рекомендованных ВАК РФ для диссертаций, и не менее 15% в изданиях, индексируемых в базах </w:t>
             </w:r>
-            <w:r>
-              <w:rPr>
-                <w:sz w:val="24"/>
+            <w:proofErr w:type="spellStart"/>
+            <w:r>
+              <w:rPr>
+                <w:szCs w:val="28"/>
               </w:rPr>
               <w:t>WoS</w:t>
             </w:r>
-            <w:r>
-              <w:rPr>
-                <w:sz w:val="24"/>
+            <w:proofErr w:type="spellEnd"/>
+            <w:r>
+              <w:rPr>
+                <w:szCs w:val="28"/>
                 <w:lang w:val="ru-RU"/>
               </w:rPr>
               <w:t>/</w:t>
             </w:r>
             <w:r>
               <w:rPr>
-                <w:sz w:val="24"/>
+                <w:szCs w:val="28"/>
               </w:rPr>
               <w:t>Scopus</w:t>
             </w:r>
             <w:r>
               <w:rPr>
-                <w:sz w:val="24"/>
+                <w:szCs w:val="28"/>
                 <w:lang w:val="ru-RU"/>
               </w:rPr>
               <w:t xml:space="preserve">. В заключении приводится список основных результатов исследования, с обоснованием их научной и практической значимости. При формулировке результатов необходимо указывать количественные и качественные характеристики экспериментальных исследований, подтверждающих достижение поставленной цели. Обязательным пунктом заключения должны быть пути дальнейших направлений исследований по теме ВКР. </w:t>
             </w:r>
             <w:r>
               <w:rPr>
-                <w:sz w:val="24"/>
-              </w:rPr>
-              <w:t xml:space="preserve">К отчёту текст ВКР не прикладывается. </w:t>
+                <w:szCs w:val="28"/>
+              </w:rPr>
+              <w:t xml:space="preserve">К </w:t>
+            </w:r>
+            <w:proofErr w:type="spellStart"/>
+            <w:r>
+              <w:rPr>
+                <w:szCs w:val="28"/>
+              </w:rPr>
+              <w:t>отчёту</w:t>
+            </w:r>
+            <w:proofErr w:type="spellEnd"/>
+            <w:r>
+              <w:rPr>
+                <w:szCs w:val="28"/>
+              </w:rPr>
+              <w:t xml:space="preserve"> </w:t>
+            </w:r>
+            <w:proofErr w:type="spellStart"/>
+            <w:r>
+              <w:rPr>
+                <w:szCs w:val="28"/>
+              </w:rPr>
+              <w:t>текст</w:t>
+            </w:r>
+            <w:proofErr w:type="spellEnd"/>
+            <w:r>
+              <w:rPr>
+                <w:szCs w:val="28"/>
+              </w:rPr>
+              <w:t xml:space="preserve"> ВКР </w:t>
+            </w:r>
+            <w:proofErr w:type="spellStart"/>
+            <w:r>
+              <w:rPr>
+                <w:szCs w:val="28"/>
+              </w:rPr>
+              <w:t>не</w:t>
+            </w:r>
+            <w:proofErr w:type="spellEnd"/>
+            <w:r>
+              <w:rPr>
+                <w:szCs w:val="28"/>
+              </w:rPr>
+              <w:t xml:space="preserve"> </w:t>
+            </w:r>
+            <w:proofErr w:type="spellStart"/>
+            <w:r>
+              <w:rPr>
+                <w:szCs w:val="28"/>
+              </w:rPr>
+              <w:t>прикладывается</w:t>
+            </w:r>
+            <w:proofErr w:type="spellEnd"/>
+            <w:r>
+              <w:rPr>
+                <w:szCs w:val="28"/>
+              </w:rPr>
+              <w:t xml:space="preserve">. </w:t>
             </w:r>
           </w:p>
         </w:tc>
@@ -1530,7 +2242,7 @@
         </w:trPr>
         <w:tc>
           <w:tcPr>
-            <w:tcW w:w="852" w:type="dxa"/>
+            <w:tcW w:w="897" w:type="dxa"/>
             <w:tcBorders>
               <w:top w:val="single" w:sz="8" w:space="0" w:color="000000"/>
               <w:left w:val="single" w:sz="8" w:space="0" w:color="000000"/>
@@ -1541,21 +2253,24 @@
           </w:tcPr>
           <w:p>
             <w:pPr>
-              <w:spacing w:after="0" w:line="259" w:lineRule="auto"/>
-              <w:ind w:left="0" w:right="55" w:firstLine="0"/>
+              <w:spacing w:line="259" w:lineRule="auto"/>
+              <w:ind w:right="55" w:firstLineChars="0" w:firstLine="0"/>
               <w:jc w:val="center"/>
+              <w:rPr>
+                <w:szCs w:val="28"/>
+              </w:rPr>
             </w:pPr>
             <w:r>
               <w:rPr>
-                <w:sz w:val="24"/>
-              </w:rPr>
-              <w:t xml:space="preserve">3 </w:t>
+                <w:szCs w:val="28"/>
+              </w:rPr>
+              <w:t>3</w:t>
             </w:r>
           </w:p>
         </w:tc>
         <w:tc>
           <w:tcPr>
-            <w:tcW w:w="1702" w:type="dxa"/>
+            <w:tcW w:w="2423" w:type="dxa"/>
             <w:tcBorders>
               <w:top w:val="single" w:sz="8" w:space="0" w:color="000000"/>
               <w:left w:val="single" w:sz="8" w:space="0" w:color="000000"/>
@@ -1567,41 +2282,40 @@
           <w:p>
             <w:pPr>
               <w:spacing w:after="45" w:line="238" w:lineRule="auto"/>
-              <w:ind w:left="0" w:firstLine="0"/>
+              <w:ind w:firstLineChars="0" w:firstLine="0"/>
               <w:jc w:val="center"/>
               <w:rPr>
+                <w:szCs w:val="28"/>
                 <w:lang w:val="ru-RU"/>
               </w:rPr>
             </w:pPr>
             <w:r>
               <w:rPr>
-                <w:sz w:val="24"/>
+                <w:szCs w:val="28"/>
                 <w:lang w:val="ru-RU"/>
               </w:rPr>
-              <w:t xml:space="preserve">Проверка текста ВКР в системе </w:t>
-            </w:r>
-          </w:p>
-          <w:p>
-            <w:pPr>
-              <w:spacing w:after="0" w:line="259" w:lineRule="auto"/>
-              <w:ind w:left="86" w:firstLine="0"/>
-              <w:jc w:val="left"/>
-              <w:rPr>
+              <w:t>Проверка текста ВКР в системе</w:t>
+            </w:r>
+            <w:r>
+              <w:rPr>
+                <w:rFonts w:eastAsiaTheme="minorEastAsia" w:hint="eastAsia"/>
+                <w:szCs w:val="28"/>
                 <w:lang w:val="ru-RU"/>
               </w:rPr>
-            </w:pPr>
-            <w:r>
-              <w:rPr>
-                <w:sz w:val="24"/>
+              <w:t xml:space="preserve"> </w:t>
+            </w:r>
+            <w:r>
+              <w:rPr>
+                <w:szCs w:val="28"/>
                 <w:lang w:val="ru-RU"/>
               </w:rPr>
-              <w:t xml:space="preserve">Антиплагиат </w:t>
+              <w:t>Антиплагиат</w:t>
             </w:r>
           </w:p>
         </w:tc>
         <w:tc>
           <w:tcPr>
-            <w:tcW w:w="7514" w:type="dxa"/>
+            <w:tcW w:w="6748" w:type="dxa"/>
             <w:tcBorders>
               <w:top w:val="single" w:sz="8" w:space="0" w:color="000000"/>
               <w:left w:val="single" w:sz="8" w:space="0" w:color="000000"/>
@@ -1612,26 +2326,20 @@
           </w:tcPr>
           <w:p>
             <w:pPr>
-              <w:spacing w:after="0" w:line="259" w:lineRule="auto"/>
-              <w:ind w:left="0" w:firstLine="0"/>
+              <w:spacing w:line="259" w:lineRule="auto"/>
+              <w:ind w:firstLineChars="0" w:firstLine="0"/>
               <w:jc w:val="left"/>
               <w:rPr>
+                <w:szCs w:val="28"/>
                 <w:lang w:val="ru-RU"/>
               </w:rPr>
             </w:pPr>
             <w:r>
               <w:rPr>
-                <w:sz w:val="24"/>
+                <w:szCs w:val="28"/>
                 <w:lang w:val="ru-RU"/>
               </w:rPr>
-              <w:t xml:space="preserve">Сдать на проверку текст ВКР секретарю ГЭК и получить справку о прохождении проверки (оригинальность не менее 75 процентов или не более 25% заимствований). </w:t>
-            </w:r>
-            <w:r>
-              <w:rPr>
-                <w:sz w:val="24"/>
-                <w:lang w:val="ru-RU"/>
-              </w:rPr>
-              <w:t xml:space="preserve">В отчёт приложить полученную справку. </w:t>
+              <w:t xml:space="preserve">Сдать на проверку текст ВКР секретарю ГЭК и получить справку о прохождении проверки (оригинальность не менее 75 процентов или не более 25% заимствований). В отчёт приложить полученную справку. </w:t>
             </w:r>
           </w:p>
         </w:tc>
@@ -1642,7 +2350,7 @@
         </w:trPr>
         <w:tc>
           <w:tcPr>
-            <w:tcW w:w="852" w:type="dxa"/>
+            <w:tcW w:w="897" w:type="dxa"/>
             <w:tcBorders>
               <w:top w:val="single" w:sz="8" w:space="0" w:color="000000"/>
               <w:left w:val="single" w:sz="8" w:space="0" w:color="000000"/>
@@ -1653,21 +2361,25 @@
           </w:tcPr>
           <w:p>
             <w:pPr>
-              <w:spacing w:after="0" w:line="259" w:lineRule="auto"/>
-              <w:ind w:left="0" w:right="55" w:firstLine="0"/>
+              <w:spacing w:line="259" w:lineRule="auto"/>
+              <w:ind w:right="55" w:firstLineChars="0" w:firstLine="0"/>
               <w:jc w:val="center"/>
+              <w:rPr>
+                <w:szCs w:val="28"/>
+              </w:rPr>
             </w:pPr>
             <w:r>
               <w:rPr>
-                <w:sz w:val="24"/>
-              </w:rPr>
-              <w:t xml:space="preserve">4 </w:t>
+                <w:szCs w:val="28"/>
+              </w:rPr>
+              <w:lastRenderedPageBreak/>
+              <w:t>4</w:t>
             </w:r>
           </w:p>
         </w:tc>
         <w:tc>
           <w:tcPr>
-            <w:tcW w:w="1702" w:type="dxa"/>
+            <w:tcW w:w="2423" w:type="dxa"/>
             <w:tcBorders>
               <w:top w:val="single" w:sz="8" w:space="0" w:color="000000"/>
               <w:left w:val="single" w:sz="8" w:space="0" w:color="000000"/>
@@ -1678,21 +2390,32 @@
           </w:tcPr>
           <w:p>
             <w:pPr>
-              <w:spacing w:after="0" w:line="259" w:lineRule="auto"/>
-              <w:ind w:left="0" w:firstLine="0"/>
+              <w:spacing w:line="259" w:lineRule="auto"/>
+              <w:ind w:firstLineChars="0" w:firstLine="0"/>
               <w:jc w:val="center"/>
+              <w:rPr>
+                <w:szCs w:val="28"/>
+              </w:rPr>
             </w:pPr>
-            <w:r>
-              <w:rPr>
-                <w:sz w:val="24"/>
-              </w:rPr>
-              <w:t xml:space="preserve">Предзащита ВКР </w:t>
+            <w:proofErr w:type="spellStart"/>
+            <w:r>
+              <w:rPr>
+                <w:szCs w:val="28"/>
+              </w:rPr>
+              <w:t>Предзащита</w:t>
+            </w:r>
+            <w:proofErr w:type="spellEnd"/>
+            <w:r>
+              <w:rPr>
+                <w:szCs w:val="28"/>
+              </w:rPr>
+              <w:t xml:space="preserve"> ВКР</w:t>
             </w:r>
           </w:p>
         </w:tc>
         <w:tc>
           <w:tcPr>
-            <w:tcW w:w="7514" w:type="dxa"/>
+            <w:tcW w:w="6748" w:type="dxa"/>
             <w:tcBorders>
               <w:top w:val="single" w:sz="8" w:space="0" w:color="000000"/>
               <w:left w:val="single" w:sz="8" w:space="0" w:color="000000"/>
@@ -1703,26 +2426,20 @@
           </w:tcPr>
           <w:p>
             <w:pPr>
-              <w:spacing w:after="0" w:line="259" w:lineRule="auto"/>
-              <w:ind w:left="0" w:firstLine="0"/>
+              <w:spacing w:line="259" w:lineRule="auto"/>
+              <w:ind w:firstLineChars="0" w:firstLine="0"/>
               <w:jc w:val="left"/>
               <w:rPr>
+                <w:szCs w:val="28"/>
                 <w:lang w:val="ru-RU"/>
               </w:rPr>
             </w:pPr>
             <w:r>
               <w:rPr>
-                <w:sz w:val="24"/>
+                <w:szCs w:val="28"/>
                 <w:lang w:val="ru-RU"/>
               </w:rPr>
-              <w:t xml:space="preserve">Подготовить электронную презентацию (не более 15 слайдов) с результатами работы и пройти предзащиту (готовность к защите не менее 70%). </w:t>
-            </w:r>
-            <w:r>
-              <w:rPr>
-                <w:sz w:val="24"/>
-                <w:lang w:val="ru-RU"/>
-              </w:rPr>
-              <w:t xml:space="preserve">В отчёт в приложение поместить презентацию </w:t>
+              <w:t xml:space="preserve">Подготовить электронную презентацию (не более 15 слайдов) с результатами работы и пройти предзащиту (готовность к защите не менее 70%). В отчёт в приложение поместить презентацию </w:t>
             </w:r>
           </w:p>
         </w:tc>
@@ -1733,7 +2450,7 @@
         </w:trPr>
         <w:tc>
           <w:tcPr>
-            <w:tcW w:w="852" w:type="dxa"/>
+            <w:tcW w:w="897" w:type="dxa"/>
             <w:tcBorders>
               <w:top w:val="single" w:sz="8" w:space="0" w:color="000000"/>
               <w:left w:val="single" w:sz="8" w:space="0" w:color="000000"/>
@@ -1744,21 +2461,24 @@
           </w:tcPr>
           <w:p>
             <w:pPr>
-              <w:spacing w:after="0" w:line="259" w:lineRule="auto"/>
-              <w:ind w:left="0" w:right="55" w:firstLine="0"/>
+              <w:spacing w:line="259" w:lineRule="auto"/>
+              <w:ind w:right="55" w:firstLineChars="0" w:firstLine="0"/>
               <w:jc w:val="center"/>
+              <w:rPr>
+                <w:szCs w:val="28"/>
+              </w:rPr>
             </w:pPr>
             <w:r>
               <w:rPr>
-                <w:sz w:val="24"/>
-              </w:rPr>
-              <w:t xml:space="preserve">5 </w:t>
+                <w:szCs w:val="28"/>
+              </w:rPr>
+              <w:t>5</w:t>
             </w:r>
           </w:p>
         </w:tc>
         <w:tc>
           <w:tcPr>
-            <w:tcW w:w="1702" w:type="dxa"/>
+            <w:tcW w:w="2423" w:type="dxa"/>
             <w:tcBorders>
               <w:top w:val="single" w:sz="8" w:space="0" w:color="000000"/>
               <w:left w:val="single" w:sz="8" w:space="0" w:color="000000"/>
@@ -1769,59 +2489,56 @@
           </w:tcPr>
           <w:p>
             <w:pPr>
-              <w:spacing w:after="0" w:line="238" w:lineRule="auto"/>
-              <w:ind w:left="0" w:firstLine="0"/>
+              <w:spacing w:line="238" w:lineRule="auto"/>
+              <w:ind w:firstLineChars="0" w:firstLine="0"/>
               <w:jc w:val="center"/>
               <w:rPr>
+                <w:szCs w:val="28"/>
                 <w:lang w:val="ru-RU"/>
               </w:rPr>
             </w:pPr>
             <w:r>
               <w:rPr>
-                <w:sz w:val="24"/>
+                <w:szCs w:val="28"/>
                 <w:lang w:val="ru-RU"/>
               </w:rPr>
-              <w:t xml:space="preserve">Оформление отчёта, </w:t>
-            </w:r>
-          </w:p>
-          <w:p>
-            <w:pPr>
-              <w:spacing w:after="0" w:line="238" w:lineRule="auto"/>
-              <w:ind w:left="0" w:firstLine="0"/>
-              <w:jc w:val="center"/>
-              <w:rPr>
+              <w:t>Оформление</w:t>
+            </w:r>
+            <w:r>
+              <w:rPr>
+                <w:rFonts w:eastAsiaTheme="minorEastAsia" w:hint="eastAsia"/>
+                <w:szCs w:val="28"/>
                 <w:lang w:val="ru-RU"/>
               </w:rPr>
-            </w:pPr>
-            <w:r>
-              <w:rPr>
-                <w:sz w:val="24"/>
+              <w:t xml:space="preserve"> </w:t>
+            </w:r>
+            <w:r>
+              <w:rPr>
+                <w:szCs w:val="28"/>
                 <w:lang w:val="ru-RU"/>
               </w:rPr>
-              <w:t xml:space="preserve">получение отзыва с </w:t>
-            </w:r>
-          </w:p>
-          <w:p>
-            <w:pPr>
-              <w:spacing w:after="0" w:line="259" w:lineRule="auto"/>
-              <w:ind w:left="0" w:firstLine="0"/>
-              <w:jc w:val="center"/>
-              <w:rPr>
+              <w:t>отчёта,</w:t>
+            </w:r>
+            <w:r>
+              <w:rPr>
+                <w:rFonts w:eastAsiaTheme="minorEastAsia" w:hint="eastAsia"/>
+                <w:szCs w:val="28"/>
                 <w:lang w:val="ru-RU"/>
               </w:rPr>
-            </w:pPr>
-            <w:r>
-              <w:rPr>
-                <w:sz w:val="24"/>
+              <w:t xml:space="preserve"> </w:t>
+            </w:r>
+            <w:r>
+              <w:rPr>
+                <w:szCs w:val="28"/>
                 <w:lang w:val="ru-RU"/>
               </w:rPr>
-              <w:t xml:space="preserve">оценкой от руководителя </w:t>
+              <w:t>получение отзыва с оценкой от руководителя</w:t>
             </w:r>
           </w:p>
         </w:tc>
         <w:tc>
           <w:tcPr>
-            <w:tcW w:w="7514" w:type="dxa"/>
+            <w:tcW w:w="6748" w:type="dxa"/>
             <w:tcBorders>
               <w:top w:val="single" w:sz="8" w:space="0" w:color="000000"/>
               <w:left w:val="single" w:sz="8" w:space="0" w:color="000000"/>
@@ -1832,26 +2549,20 @@
           </w:tcPr>
           <w:p>
             <w:pPr>
-              <w:spacing w:after="0" w:line="259" w:lineRule="auto"/>
-              <w:ind w:left="0" w:firstLine="0"/>
+              <w:spacing w:line="259" w:lineRule="auto"/>
+              <w:ind w:firstLineChars="0" w:firstLine="0"/>
               <w:jc w:val="left"/>
               <w:rPr>
+                <w:szCs w:val="28"/>
                 <w:lang w:val="ru-RU"/>
               </w:rPr>
             </w:pPr>
             <w:r>
               <w:rPr>
-                <w:sz w:val="24"/>
+                <w:szCs w:val="28"/>
                 <w:lang w:val="ru-RU"/>
               </w:rPr>
-              <w:t xml:space="preserve">Подготовить электронную презентацию (не более 15 слайдов) с результатами работы и пройти предзащиту (готовность к защите не менее 70%). </w:t>
-            </w:r>
-            <w:r>
-              <w:rPr>
-                <w:sz w:val="24"/>
-                <w:lang w:val="ru-RU"/>
-              </w:rPr>
-              <w:t xml:space="preserve">В отчёт в приложение поместить презентацию </w:t>
+              <w:t xml:space="preserve">Подготовить электронную презентацию (не более 15 слайдов) с результатами работы и пройти предзащиту (готовность к защите не менее 70%). В отчёт в приложение поместить презентацию </w:t>
             </w:r>
           </w:p>
         </w:tc>
@@ -1859,83 +2570,97 @@
     </w:tbl>
     <w:p>
       <w:pPr>
+        <w:spacing w:after="160" w:line="278" w:lineRule="auto"/>
+        <w:ind w:firstLineChars="0" w:firstLine="0"/>
+        <w:jc w:val="left"/>
+        <w:rPr>
+          <w:b/>
+          <w:sz w:val="32"/>
+        </w:rPr>
+      </w:pPr>
+      <w:r>
+        <w:br w:type="page"/>
+      </w:r>
+    </w:p>
+    <w:p>
+      <w:pPr>
         <w:pStyle w:val="1"/>
         <w:spacing w:after="316"/>
         <w:ind w:right="2"/>
-      </w:pPr>
-      <w:bookmarkStart w:id="1" w:name="_Toc6407"/>
-      <w:r>
+        <w:rPr>
+          <w:lang w:val="ru-RU"/>
+        </w:rPr>
+      </w:pPr>
+      <w:bookmarkStart w:id="1" w:name="_Toc230903038"/>
+      <w:r>
+        <w:rPr>
+          <w:lang w:val="ru-RU"/>
+        </w:rPr>
         <w:lastRenderedPageBreak/>
         <w:t>ОПИСАНИЕ ВЫПОЛНЕНИЯ ЭТАПОВ</w:t>
       </w:r>
+      <w:bookmarkEnd w:id="1"/>
       <w:r>
         <w:rPr>
           <w:b w:val="0"/>
           <w:sz w:val="40"/>
+          <w:lang w:val="ru-RU"/>
         </w:rPr>
         <w:t xml:space="preserve"> </w:t>
       </w:r>
-      <w:bookmarkEnd w:id="1"/>
     </w:p>
     <w:p>
       <w:pPr>
         <w:pStyle w:val="2"/>
         <w:spacing w:after="306"/>
         <w:ind w:left="420"/>
-      </w:pPr>
-      <w:bookmarkStart w:id="2" w:name="_Toc6408"/>
-      <w:bookmarkStart w:id="3" w:name="OLE_LINK1"/>
+        <w:rPr>
+          <w:lang w:val="ru-RU"/>
+        </w:rPr>
+      </w:pPr>
+      <w:bookmarkStart w:id="2" w:name="OLE_LINK1"/>
+      <w:bookmarkStart w:id="3" w:name="_Toc230903039"/>
       <w:r>
         <w:rPr>
           <w:color w:val="000000"/>
-        </w:rPr>
-        <w:t xml:space="preserve">1.  Инструктаж обучающегося </w:t>
-      </w:r>
-      <w:bookmarkEnd w:id="2"/>
-    </w:p>
-    <w:p>
-      <w:pPr>
-        <w:spacing w:after="19" w:line="382" w:lineRule="auto"/>
-        <w:ind w:left="420"/>
-        <w:jc w:val="left"/>
-        <w:rPr>
-          <w:lang w:val="ru-RU"/>
-        </w:rPr>
-      </w:pPr>
-      <w:r>
-        <w:rPr>
+          <w:lang w:val="ru-RU"/>
+        </w:rPr>
+        <w:t>1.  Инструктаж обучающегося</w:t>
+      </w:r>
+      <w:bookmarkEnd w:id="3"/>
+      <w:r>
+        <w:rPr>
+          <w:color w:val="000000"/>
           <w:lang w:val="ru-RU"/>
         </w:rPr>
         <w:t xml:space="preserve"> </w:t>
       </w:r>
-      <w:r>
-        <w:rPr>
-          <w:lang w:val="ru-RU"/>
-        </w:rPr>
-        <w:tab/>
+    </w:p>
+    <w:p>
+      <w:pPr>
+        <w:ind w:firstLine="560"/>
+        <w:rPr>
+          <w:lang w:val="ru-RU"/>
+        </w:rPr>
+      </w:pPr>
+      <w:r>
+        <w:rPr>
+          <w:lang w:val="ru-RU"/>
+        </w:rPr>
         <w:t xml:space="preserve">В начале производственной преддипломной практики обучающийся прошёл обязательный вводный инструктаж по охране труда, технике безопасности и пожарной безопасности.  </w:t>
       </w:r>
     </w:p>
     <w:p>
       <w:pPr>
-        <w:spacing w:after="376" w:line="382" w:lineRule="auto"/>
-        <w:ind w:left="420"/>
-        <w:jc w:val="left"/>
-        <w:rPr>
-          <w:lang w:val="ru-RU"/>
-        </w:rPr>
-      </w:pPr>
-      <w:r>
-        <w:rPr>
-          <w:lang w:val="ru-RU"/>
-        </w:rPr>
-        <w:t xml:space="preserve"> </w:t>
-      </w:r>
-      <w:r>
-        <w:rPr>
-          <w:lang w:val="ru-RU"/>
-        </w:rPr>
-        <w:tab/>
+        <w:ind w:firstLine="560"/>
+        <w:rPr>
+          <w:lang w:val="ru-RU"/>
+        </w:rPr>
+      </w:pPr>
+      <w:r>
+        <w:rPr>
+          <w:lang w:val="ru-RU"/>
+        </w:rPr>
         <w:t xml:space="preserve">По итогам инструктажа обучающиеся ознакомилась с основными документами, расписался в соответствующем журнале регистрации и подтвердили полное понимание изложенных требований и готовность их соблюдать на протяжении всей практики. </w:t>
       </w:r>
     </w:p>
@@ -1948,7 +2673,7 @@
           <w:lang w:val="ru-RU"/>
         </w:rPr>
       </w:pPr>
-      <w:bookmarkStart w:id="4" w:name="_Toc6409"/>
+      <w:bookmarkStart w:id="4" w:name="_Toc230903040"/>
       <w:r>
         <w:rPr>
           <w:color w:val="000000"/>
@@ -1960,23 +2685,23 @@
         <w:rPr>
           <w:lang w:val="ru-RU"/>
         </w:rPr>
-        <w:t xml:space="preserve">Написание текста ВКР </w:t>
+        <w:t>Написание текста ВКР</w:t>
       </w:r>
       <w:bookmarkEnd w:id="4"/>
-    </w:p>
-    <w:p>
-      <w:pPr>
-        <w:ind w:left="420" w:right="52"/>
-        <w:rPr>
-          <w:lang w:val="ru-RU"/>
-        </w:rPr>
-      </w:pPr>
       <w:r>
         <w:rPr>
           <w:lang w:val="ru-RU"/>
         </w:rPr>
         <w:t xml:space="preserve"> </w:t>
       </w:r>
+    </w:p>
+    <w:p>
+      <w:pPr>
+        <w:ind w:firstLine="560"/>
+        <w:rPr>
+          <w:lang w:val="ru-RU"/>
+        </w:rPr>
+      </w:pPr>
       <w:r>
         <w:rPr>
           <w:lang w:val="ru-RU"/>
@@ -1986,37 +2711,11 @@
     </w:p>
     <w:p>
       <w:pPr>
-        <w:tabs>
-          <w:tab w:val="center" w:pos="425"/>
-          <w:tab w:val="center" w:pos="2846"/>
-        </w:tabs>
-        <w:spacing w:after="139" w:line="259" w:lineRule="auto"/>
-        <w:ind w:left="0" w:firstLine="0"/>
-        <w:jc w:val="left"/>
-        <w:rPr>
-          <w:lang w:val="ru-RU"/>
-        </w:rPr>
-      </w:pPr>
-      <w:r>
-        <w:rPr>
-          <w:rFonts w:ascii="Calibri" w:eastAsia="Calibri" w:hAnsi="Calibri" w:cs="Calibri"/>
-          <w:sz w:val="22"/>
-          <w:lang w:val="ru-RU"/>
-        </w:rPr>
-        <w:tab/>
-      </w:r>
-      <w:r>
-        <w:rPr>
-          <w:lang w:val="ru-RU"/>
-        </w:rPr>
-        <w:t xml:space="preserve"> </w:t>
-      </w:r>
-      <w:r>
-        <w:rPr>
-          <w:lang w:val="ru-RU"/>
-        </w:rPr>
-        <w:tab/>
-      </w:r>
+        <w:ind w:firstLine="560"/>
+        <w:rPr>
+          <w:lang w:val="ru-RU"/>
+        </w:rPr>
+      </w:pPr>
       <w:r>
         <w:rPr>
           <w:lang w:val="ru-RU"/>
@@ -2026,11 +2725,12 @@
     </w:p>
     <w:p>
       <w:pPr>
+        <w:pStyle w:val="a5"/>
         <w:numPr>
           <w:ilvl w:val="0"/>
-          <w:numId w:val="1"/>
+          <w:numId w:val="3"/>
         </w:numPr>
-        <w:ind w:right="52"/>
+        <w:ind w:firstLineChars="0"/>
         <w:rPr>
           <w:lang w:val="ru-RU"/>
         </w:rPr>
@@ -2044,11 +2744,12 @@
     </w:p>
     <w:p>
       <w:pPr>
+        <w:pStyle w:val="a5"/>
         <w:numPr>
           <w:ilvl w:val="0"/>
-          <w:numId w:val="1"/>
+          <w:numId w:val="3"/>
         </w:numPr>
-        <w:ind w:right="52"/>
+        <w:ind w:firstLineChars="0"/>
         <w:rPr>
           <w:lang w:val="ru-RU"/>
         </w:rPr>
@@ -2062,11 +2763,12 @@
     </w:p>
     <w:p>
       <w:pPr>
+        <w:pStyle w:val="a5"/>
         <w:numPr>
           <w:ilvl w:val="0"/>
-          <w:numId w:val="1"/>
+          <w:numId w:val="3"/>
         </w:numPr>
-        <w:ind w:right="52"/>
+        <w:ind w:firstLineChars="0"/>
         <w:rPr>
           <w:lang w:val="ru-RU"/>
         </w:rPr>
@@ -2080,30 +2782,31 @@
     </w:p>
     <w:p>
       <w:pPr>
+        <w:pStyle w:val="a5"/>
         <w:numPr>
           <w:ilvl w:val="0"/>
-          <w:numId w:val="1"/>
+          <w:numId w:val="3"/>
         </w:numPr>
-        <w:ind w:right="52"/>
-        <w:rPr>
-          <w:lang w:val="ru-RU"/>
-        </w:rPr>
-      </w:pPr>
-      <w:r>
-        <w:rPr>
-          <w:lang w:val="ru-RU"/>
-        </w:rPr>
-        <w:lastRenderedPageBreak/>
+        <w:ind w:firstLineChars="0"/>
+        <w:rPr>
+          <w:lang w:val="ru-RU"/>
+        </w:rPr>
+      </w:pPr>
+      <w:r>
+        <w:rPr>
+          <w:lang w:val="ru-RU"/>
+        </w:rPr>
         <w:t>Разработана архитектура программной системы, включающая backend на FastAPI, frontend на React, а также модуль хранения и обработки данных.</w:t>
       </w:r>
     </w:p>
     <w:p>
       <w:pPr>
+        <w:pStyle w:val="a5"/>
         <w:numPr>
           <w:ilvl w:val="0"/>
-          <w:numId w:val="1"/>
+          <w:numId w:val="3"/>
         </w:numPr>
-        <w:ind w:right="52"/>
+        <w:ind w:firstLineChars="0"/>
         <w:rPr>
           <w:lang w:val="ru-RU"/>
         </w:rPr>
@@ -2117,29 +2820,32 @@
     </w:p>
     <w:p>
       <w:pPr>
+        <w:pStyle w:val="a5"/>
         <w:numPr>
           <w:ilvl w:val="0"/>
-          <w:numId w:val="1"/>
+          <w:numId w:val="3"/>
         </w:numPr>
-        <w:ind w:right="52"/>
-        <w:rPr>
-          <w:lang w:val="ru-RU"/>
-        </w:rPr>
-      </w:pPr>
-      <w:r>
-        <w:rPr>
-          <w:lang w:val="ru-RU"/>
-        </w:rPr>
+        <w:ind w:firstLineChars="0"/>
+        <w:rPr>
+          <w:lang w:val="ru-RU"/>
+        </w:rPr>
+      </w:pPr>
+      <w:r>
+        <w:rPr>
+          <w:lang w:val="ru-RU"/>
+        </w:rPr>
+        <w:lastRenderedPageBreak/>
         <w:t>Интегрирован алгоритм детекции объектов YOLO для распознавания транспортных средств на видеопотоке.</w:t>
       </w:r>
     </w:p>
     <w:p>
       <w:pPr>
+        <w:pStyle w:val="a5"/>
         <w:numPr>
           <w:ilvl w:val="0"/>
-          <w:numId w:val="1"/>
+          <w:numId w:val="3"/>
         </w:numPr>
-        <w:ind w:right="52"/>
+        <w:ind w:firstLineChars="0"/>
         <w:rPr>
           <w:lang w:val="ru-RU"/>
         </w:rPr>
@@ -2153,11 +2859,12 @@
     </w:p>
     <w:p>
       <w:pPr>
+        <w:pStyle w:val="a5"/>
         <w:numPr>
           <w:ilvl w:val="0"/>
-          <w:numId w:val="1"/>
+          <w:numId w:val="3"/>
         </w:numPr>
-        <w:ind w:right="52"/>
+        <w:ind w:firstLineChars="0"/>
         <w:rPr>
           <w:lang w:val="ru-RU"/>
         </w:rPr>
@@ -2171,11 +2878,12 @@
     </w:p>
     <w:p>
       <w:pPr>
+        <w:pStyle w:val="a5"/>
         <w:numPr>
           <w:ilvl w:val="0"/>
-          <w:numId w:val="1"/>
+          <w:numId w:val="3"/>
         </w:numPr>
-        <w:ind w:right="52"/>
+        <w:ind w:firstLineChars="0"/>
         <w:rPr>
           <w:lang w:val="ru-RU"/>
         </w:rPr>
@@ -2189,11 +2897,12 @@
     </w:p>
     <w:p>
       <w:pPr>
+        <w:pStyle w:val="a5"/>
         <w:numPr>
           <w:ilvl w:val="0"/>
-          <w:numId w:val="1"/>
+          <w:numId w:val="3"/>
         </w:numPr>
-        <w:ind w:right="52"/>
+        <w:ind w:firstLineChars="0"/>
         <w:rPr>
           <w:lang w:val="ru-RU"/>
         </w:rPr>
@@ -2207,31 +2916,26 @@
     </w:p>
     <w:p>
       <w:pPr>
+        <w:pStyle w:val="a5"/>
         <w:numPr>
           <w:ilvl w:val="0"/>
-          <w:numId w:val="1"/>
+          <w:numId w:val="3"/>
         </w:numPr>
-        <w:ind w:right="52"/>
-        <w:rPr>
-          <w:lang w:val="ru-RU"/>
-        </w:rPr>
-      </w:pPr>
-      <w:r>
-        <w:rPr>
-          <w:lang w:val="ru-RU"/>
-        </w:rPr>
-        <w:t>Подтверждена практическая применимость разработанной системы для автоматизированного мониторинга дорожной ситуации и повышения эффективности управления транспортными потоками.</w:t>
-      </w:r>
-      <w:r>
-        <w:rPr>
-          <w:lang w:val="ru-RU"/>
-        </w:rPr>
-        <w:t xml:space="preserve"> </w:t>
-      </w:r>
-    </w:p>
-    <w:p>
-      <w:pPr>
-        <w:ind w:right="52"/>
+        <w:ind w:firstLineChars="0"/>
+        <w:rPr>
+          <w:lang w:val="ru-RU"/>
+        </w:rPr>
+      </w:pPr>
+      <w:r>
+        <w:rPr>
+          <w:lang w:val="ru-RU"/>
+        </w:rPr>
+        <w:t xml:space="preserve">Подтверждена практическая применимость разработанной системы для автоматизированного мониторинга дорожной ситуации и повышения эффективности управления транспортными потоками. </w:t>
+      </w:r>
+    </w:p>
+    <w:p>
+      <w:pPr>
+        <w:ind w:right="52" w:firstLine="560"/>
         <w:rPr>
           <w:lang w:val="ru-RU"/>
         </w:rPr>
@@ -2245,56 +2949,56 @@
     </w:p>
     <w:p>
       <w:pPr>
-        <w:ind w:right="52"/>
-        <w:rPr>
-          <w:lang w:val="ru-RU"/>
-        </w:rPr>
-      </w:pPr>
-      <w:r>
-        <w:rPr>
-          <w:lang w:val="ru-RU"/>
-        </w:rPr>
-        <w:t xml:space="preserve">Работа выполнена в соответствии с индивидуальным заданием и включает введение, основную часть и заключение. Во введении обоснована актуальность темы исследования, сформулированы цель и задачи работы, </w:t>
+        <w:ind w:right="51" w:firstLine="560"/>
+        <w:rPr>
+          <w:lang w:val="ru-RU"/>
+        </w:rPr>
+      </w:pPr>
+      <w:r>
+        <w:rPr>
+          <w:lang w:val="ru-RU"/>
+        </w:rPr>
+        <w:t>Работа выполнена в соответствии с индивидуальным заданием и включает введение, основную часть и заключение. Во введении обоснована актуальность темы исследования, сформулированы цель и задачи работы, определены объект и предмет исследования, а также научная новизна и практическая значимость проекта.</w:t>
+      </w:r>
+    </w:p>
+    <w:p>
+      <w:pPr>
+        <w:ind w:right="52" w:firstLine="560"/>
+        <w:rPr>
+          <w:lang w:val="ru-RU"/>
+        </w:rPr>
+      </w:pPr>
+      <w:r>
+        <w:rPr>
+          <w:lang w:val="ru-RU"/>
+        </w:rPr>
+        <w:t>В процессе подготовки теоретической части были использованы современные научные публикации, посвящённые интеллектуальным транспортным системам, компьютерному зрению, алгоритмам глубокого обучения и анализу видеопотоков.</w:t>
+      </w:r>
+    </w:p>
+    <w:p>
+      <w:pPr>
+        <w:ind w:right="52" w:firstLine="560"/>
+        <w:rPr>
+          <w:lang w:val="ru-RU"/>
+        </w:rPr>
+      </w:pPr>
+      <w:r>
+        <w:rPr>
+          <w:lang w:val="ru-RU"/>
+        </w:rPr>
+        <w:t xml:space="preserve">Основная часть содержит подробное описание архитектуры системы, используемых технологий, алгоритмов детекции и отслеживания объектов, а также результаты тестирования и оценки эффективности разработанного решения. </w:t>
       </w:r>
       <w:r>
         <w:rPr>
           <w:lang w:val="ru-RU"/>
         </w:rPr>
         <w:lastRenderedPageBreak/>
-        <w:t>определены объект и предмет исследования, а также научная новизна и практическая значимость проекта.</w:t>
-      </w:r>
-    </w:p>
-    <w:p>
-      <w:pPr>
-        <w:ind w:right="52"/>
-        <w:rPr>
-          <w:lang w:val="ru-RU"/>
-        </w:rPr>
-      </w:pPr>
-      <w:r>
-        <w:rPr>
-          <w:lang w:val="ru-RU"/>
-        </w:rPr>
-        <w:t>В процессе подготовки теоретической части были использованы современные научные публикации, посвящённые интеллектуальным транспортным системам, компьютерному зрению, алгоритмам глубокого обучения и анализу видеопотоков.</w:t>
-      </w:r>
-    </w:p>
-    <w:p>
-      <w:pPr>
-        <w:ind w:right="52"/>
-        <w:rPr>
-          <w:lang w:val="ru-RU"/>
-        </w:rPr>
-      </w:pPr>
-      <w:r>
-        <w:rPr>
-          <w:lang w:val="ru-RU"/>
-        </w:rPr>
-        <w:t>Основная часть содержит подробное описание архитектуры системы, используемых технологий, алгоритмов детекции и отслеживания объектов, а также результаты тестирования и оценки эффективности разработанного решения. В заключении приведены основные результаты исследования и обозначены перспективы дальнейшего развития системы, включая интеграцию с адаптивными системами управления светофорами.</w:t>
-      </w:r>
-    </w:p>
-    <w:p>
-      <w:pPr>
-        <w:ind w:right="52"/>
+        <w:t>В заключении приведены основные результаты исследования и обозначены перспективы дальнейшего развития системы, включая интеграцию с адаптивными системами управления светофорами.</w:t>
+      </w:r>
+    </w:p>
+    <w:p>
+      <w:pPr>
+        <w:ind w:right="52" w:firstLine="560"/>
         <w:rPr>
           <w:lang w:val="ru-RU"/>
         </w:rPr>
@@ -2314,7 +3018,7 @@
           <w:lang w:val="ru-RU"/>
         </w:rPr>
       </w:pPr>
-      <w:bookmarkStart w:id="5" w:name="_Toc6410"/>
+      <w:bookmarkStart w:id="5" w:name="_Toc230903041"/>
       <w:r>
         <w:rPr>
           <w:color w:val="000000"/>
@@ -2326,13 +3030,19 @@
         <w:rPr>
           <w:lang w:val="ru-RU"/>
         </w:rPr>
-        <w:t xml:space="preserve">Проверка текста ВКР в системе Антиплагиат </w:t>
+        <w:t>Проверка текста ВКР в системе Антиплагиат</w:t>
       </w:r>
       <w:bookmarkEnd w:id="5"/>
-    </w:p>
-    <w:p>
-      <w:pPr>
-        <w:ind w:left="420" w:right="52"/>
+      <w:r>
+        <w:rPr>
+          <w:lang w:val="ru-RU"/>
+        </w:rPr>
+        <w:t xml:space="preserve"> </w:t>
+      </w:r>
+    </w:p>
+    <w:p>
+      <w:pPr>
+        <w:ind w:firstLine="560"/>
         <w:rPr>
           <w:lang w:val="ru-RU"/>
         </w:rPr>
@@ -2355,8 +3065,7 @@
     </w:p>
     <w:p>
       <w:pPr>
-        <w:spacing w:after="371"/>
-        <w:ind w:left="420" w:right="52"/>
+        <w:ind w:firstLine="560"/>
         <w:rPr>
           <w:lang w:val="ru-RU"/>
         </w:rPr>
@@ -2376,7 +3085,7 @@
           <w:lang w:val="ru-RU"/>
         </w:rPr>
       </w:pPr>
-      <w:bookmarkStart w:id="6" w:name="_Toc6411"/>
+      <w:bookmarkStart w:id="6" w:name="_Toc230903042"/>
       <w:r>
         <w:rPr>
           <w:color w:val="000000"/>
@@ -2388,55 +3097,82 @@
         <w:rPr>
           <w:lang w:val="ru-RU"/>
         </w:rPr>
-        <w:t xml:space="preserve">Предзащита ВКР </w:t>
+        <w:t>Предзащита ВКР</w:t>
       </w:r>
       <w:bookmarkEnd w:id="6"/>
-    </w:p>
-    <w:p>
-      <w:pPr>
-        <w:ind w:left="420" w:right="52"/>
-        <w:rPr>
-          <w:lang w:val="ru-RU"/>
-        </w:rPr>
-      </w:pPr>
       <w:r>
         <w:rPr>
           <w:lang w:val="ru-RU"/>
         </w:rPr>
         <w:t xml:space="preserve"> </w:t>
       </w:r>
-      <w:r>
-        <w:rPr>
-          <w:lang w:val="ru-RU"/>
-        </w:rPr>
-        <w:t xml:space="preserve">Для прохождения предзащиты была подготовлена электронная презентация, содержащая основные результаты выполненной работы, включая актуальность </w:t>
-      </w:r>
-      <w:r>
-        <w:rPr>
-          <w:lang w:val="ru-RU"/>
-        </w:rPr>
-        <w:lastRenderedPageBreak/>
-        <w:t>темы, цели и задачи исследования, архитектуру разработанной системы, описание используемых алгоритмов компьютерного зрения, а также результаты тестирования и анализа эффективности системы.</w:t>
-      </w:r>
-    </w:p>
-    <w:p>
-      <w:pPr>
-        <w:ind w:left="420" w:right="52"/>
-        <w:rPr>
-          <w:lang w:val="ru-RU"/>
-        </w:rPr>
-      </w:pPr>
-      <w:r>
-        <w:rPr>
-          <w:lang w:val="ru-RU"/>
-        </w:rPr>
-        <w:t>Презентация была представлена членам комиссии на предварительном заседании перед защитой ВКР. По итогам обсуждения были получены рекомендации по доработке содержания и улучшению структуры презентации. После внесения необходимых изменений работа была признана готовой к итоговой защите.</w:t>
-      </w:r>
-    </w:p>
-    <w:p>
-      <w:pPr>
-        <w:ind w:left="420" w:right="52"/>
-        <w:rPr>
+    </w:p>
+    <w:p>
+      <w:pPr>
+        <w:ind w:firstLine="560"/>
+        <w:rPr>
+          <w:color w:val="auto"/>
+          <w:szCs w:val="28"/>
+          <w:lang w:val="ru-RU"/>
+        </w:rPr>
+      </w:pPr>
+      <w:r>
+        <w:rPr>
+          <w:color w:val="auto"/>
+          <w:szCs w:val="28"/>
+          <w:lang w:val="ru-RU"/>
+        </w:rPr>
+        <w:t xml:space="preserve"> </w:t>
+      </w:r>
+      <w:r>
+        <w:rPr>
+          <w:color w:val="auto"/>
+          <w:szCs w:val="28"/>
+          <w:lang w:val="ru-RU"/>
+        </w:rPr>
+        <w:t>Для прохождения предзащиты была подготовлена электронная презентация, содержащая основные результаты выполненной работы, включая актуальность темы, цели и задачи исследования, архитектуру разработанной системы, описание используемых алгоритмов компьютерного зрения, а также результаты тестирования и анализа эффективности системы.</w:t>
+      </w:r>
+    </w:p>
+    <w:p>
+      <w:pPr>
+        <w:ind w:firstLine="560"/>
+        <w:rPr>
+          <w:color w:val="auto"/>
+          <w:szCs w:val="28"/>
+          <w:lang w:val="ru-RU"/>
+        </w:rPr>
+      </w:pPr>
+      <w:r>
+        <w:rPr>
+          <w:color w:val="auto"/>
+          <w:szCs w:val="28"/>
+          <w:lang w:val="ru-RU"/>
+        </w:rPr>
+        <w:t xml:space="preserve">Презентация была представлена членам комиссии на онлайн-заседании перед защитой, после чего члены комиссии предложили контент, который необходимо было дополнить/изменить, и в итоге получила </w:t>
+      </w:r>
+      <w:r>
+        <w:rPr>
+          <w:color w:val="auto"/>
+          <w:szCs w:val="28"/>
+          <w:lang w:val="ru-RU"/>
+        </w:rPr>
+        <w:t>8</w:t>
+      </w:r>
+      <w:r>
+        <w:rPr>
+          <w:color w:val="auto"/>
+          <w:szCs w:val="28"/>
+          <w:lang w:val="ru-RU"/>
+        </w:rPr>
+        <w:t>0% проходной балл и была признана готовой к защите.</w:t>
+      </w:r>
+    </w:p>
+    <w:p>
+      <w:pPr>
+        <w:spacing w:after="100" w:line="240" w:lineRule="auto"/>
+        <w:ind w:firstLine="560"/>
+        <w:rPr>
+          <w:rFonts w:eastAsiaTheme="minorEastAsia" w:hint="eastAsia"/>
           <w:lang w:val="ru-RU"/>
         </w:rPr>
       </w:pPr>
@@ -2455,18 +3191,20 @@
     </w:p>
     <w:p>
       <w:pPr>
-        <w:spacing w:after="0" w:line="259" w:lineRule="auto"/>
-        <w:ind w:left="425" w:firstLine="0"/>
+        <w:spacing w:after="160" w:line="278" w:lineRule="auto"/>
+        <w:ind w:firstLineChars="0" w:firstLine="0"/>
         <w:jc w:val="left"/>
         <w:rPr>
-          <w:lang w:val="ru-RU"/>
-        </w:rPr>
-      </w:pPr>
-      <w:r>
-        <w:rPr>
-          <w:lang w:val="ru-RU"/>
-        </w:rPr>
-        <w:t xml:space="preserve"> </w:t>
+          <w:b/>
+          <w:sz w:val="32"/>
+          <w:lang w:val="ru-RU"/>
+        </w:rPr>
+      </w:pPr>
+      <w:r>
+        <w:rPr>
+          <w:lang w:val="ru-RU"/>
+        </w:rPr>
+        <w:br w:type="page"/>
       </w:r>
     </w:p>
     <w:p>
@@ -2477,18 +3215,25 @@
           <w:lang w:val="ru-RU"/>
         </w:rPr>
       </w:pPr>
-      <w:bookmarkStart w:id="7" w:name="_Toc6412"/>
-      <w:r>
-        <w:rPr>
-          <w:lang w:val="ru-RU"/>
-        </w:rPr>
-        <w:t xml:space="preserve">ЗАКЛЮЧЕНИЕ </w:t>
+      <w:bookmarkStart w:id="7" w:name="_Toc230903043"/>
+      <w:r>
+        <w:rPr>
+          <w:lang w:val="ru-RU"/>
+        </w:rPr>
+        <w:lastRenderedPageBreak/>
+        <w:t>ЗАКЛЮЧЕНИЕ</w:t>
       </w:r>
       <w:bookmarkEnd w:id="7"/>
-    </w:p>
-    <w:p>
-      <w:pPr>
-        <w:ind w:left="410" w:right="52" w:firstLine="720"/>
+      <w:r>
+        <w:rPr>
+          <w:lang w:val="ru-RU"/>
+        </w:rPr>
+        <w:t xml:space="preserve"> </w:t>
+      </w:r>
+    </w:p>
+    <w:p>
+      <w:pPr>
+        <w:ind w:left="410" w:right="52" w:firstLine="560"/>
         <w:rPr>
           <w:lang w:val="ru-RU"/>
         </w:rPr>
@@ -2499,7 +3244,7 @@
         </w:rPr>
         <w:t>В ходе данной практики я выполнила задания каждого этапа практики: написала выпускную квалификационную работу; прошла проверку диссертации на плагиат в ИСУ и получила сертификат; прошла предзащиту и получила доступ к итогой защите ВКР.</w:t>
       </w:r>
-      <w:bookmarkEnd w:id="3"/>
+      <w:bookmarkEnd w:id="2"/>
       <w:r>
         <w:rPr>
           <w:lang w:val="ru-RU"/>
@@ -2517,21 +3262,28 @@
           <w:lang w:val="ru-RU"/>
         </w:rPr>
       </w:pPr>
-      <w:bookmarkStart w:id="8" w:name="_Toc6413"/>
+      <w:bookmarkStart w:id="8" w:name="_Toc230903044"/>
       <w:r>
         <w:rPr>
           <w:sz w:val="24"/>
           <w:lang w:val="ru-RU"/>
         </w:rPr>
         <w:lastRenderedPageBreak/>
-        <w:t xml:space="preserve">Приложение 1. Справка о проверке в системе Антиплагиат </w:t>
+        <w:t>Приложение 1. Справка о проверке в системе Антиплагиат</w:t>
       </w:r>
       <w:bookmarkEnd w:id="8"/>
-    </w:p>
-    <w:p>
-      <w:pPr>
-        <w:spacing w:after="0" w:line="259" w:lineRule="auto"/>
-        <w:ind w:left="0" w:right="410" w:firstLine="0"/>
+      <w:r>
+        <w:rPr>
+          <w:sz w:val="24"/>
+          <w:lang w:val="ru-RU"/>
+        </w:rPr>
+        <w:t xml:space="preserve"> </w:t>
+      </w:r>
+    </w:p>
+    <w:p>
+      <w:pPr>
+        <w:spacing w:line="259" w:lineRule="auto"/>
+        <w:ind w:right="410" w:firstLine="560"/>
         <w:jc w:val="right"/>
         <w:rPr>
           <w:sz w:val="22"/>
@@ -2581,7 +3333,7 @@
     <w:p>
       <w:pPr>
         <w:spacing w:after="160" w:line="278" w:lineRule="auto"/>
-        <w:ind w:left="0" w:firstLine="0"/>
+        <w:ind w:firstLine="440"/>
         <w:jc w:val="left"/>
         <w:rPr>
           <w:sz w:val="22"/>
@@ -2608,7 +3360,7 @@
           <w:lang w:val="ru-RU"/>
         </w:rPr>
       </w:pPr>
-      <w:bookmarkStart w:id="9" w:name="_Toc6414"/>
+      <w:bookmarkStart w:id="9" w:name="_Toc230903045"/>
       <w:r>
         <w:rPr>
           <w:sz w:val="24"/>
@@ -2621,14 +3373,16 @@
     </w:p>
     <w:p>
       <w:pPr>
-        <w:rPr>
-          <w:rFonts w:eastAsiaTheme="minorEastAsia" w:hint="eastAsia"/>
-          <w:lang w:val="ru-RU"/>
-        </w:rPr>
-      </w:pPr>
-    </w:p>
-    <w:p>
-      <w:pPr>
+        <w:ind w:firstLine="560"/>
+        <w:rPr>
+          <w:rFonts w:eastAsiaTheme="minorEastAsia"/>
+          <w:lang w:val="ru-RU"/>
+        </w:rPr>
+      </w:pPr>
+    </w:p>
+    <w:p>
+      <w:pPr>
+        <w:ind w:firstLine="560"/>
         <w:rPr>
           <w:rFonts w:eastAsiaTheme="minorEastAsia"/>
           <w:lang w:val="ru-RU"/>
@@ -2677,8 +3431,9 @@
     </w:p>
     <w:p>
       <w:pPr>
-        <w:rPr>
-          <w:rFonts w:eastAsiaTheme="minorEastAsia" w:hint="eastAsia"/>
+        <w:ind w:firstLine="560"/>
+        <w:rPr>
+          <w:rFonts w:eastAsiaTheme="minorEastAsia"/>
           <w:lang w:val="ru-RU"/>
         </w:rPr>
       </w:pPr>
@@ -2742,7 +3497,8 @@
   <w:endnote w:type="separator" w:id="-1">
     <w:p>
       <w:pPr>
-        <w:spacing w:after="0" w:line="240" w:lineRule="auto"/>
+        <w:spacing w:line="240" w:lineRule="auto"/>
+        <w:ind w:firstLine="560"/>
       </w:pPr>
       <w:r>
         <w:separator/>
@@ -2752,7 +3508,8 @@
   <w:endnote w:type="continuationSeparator" w:id="0">
     <w:p>
       <w:pPr>
-        <w:spacing w:after="0" w:line="240" w:lineRule="auto"/>
+        <w:spacing w:line="240" w:lineRule="auto"/>
+        <w:ind w:firstLine="560"/>
       </w:pPr>
       <w:r>
         <w:continuationSeparator/>
@@ -2766,8 +3523,8 @@
 <w:ftr xmlns:wpc="http://schemas.microsoft.com/office/word/2010/wordprocessingCanvas" xmlns:cx="http://schemas.microsoft.com/office/drawing/2014/chartex" xmlns:cx1="http://schemas.microsoft.com/office/drawing/2015/9/8/chartex" xmlns:cx2="http://schemas.microsoft.com/office/drawing/2015/10/21/chartex" xmlns:cx3="http://schemas.microsoft.com/office/drawing/2016/5/9/chartex" xmlns:cx4="http://schemas.microsoft.com/office/drawing/2016/5/10/chartex" xmlns:cx5="http://schemas.microsoft.com/office/drawing/2016/5/11/chartex" xmlns:cx6="http://schemas.microsoft.com/office/drawing/2016/5/12/chartex" xmlns:cx7="http://schemas.microsoft.com/office/drawing/2016/5/13/chartex" xmlns:cx8="http://schemas.microsoft.com/office/drawing/2016/5/14/chartex" xmlns:mc="http://schemas.openxmlformats.org/markup-compatibility/2006" xmlns:aink="http://schemas.microsoft.com/office/drawing/2016/ink" xmlns:am3d="http://schemas.microsoft.com/office/drawing/2017/model3d" xmlns:o="urn:schemas-microsoft-com:office:office" xmlns:oel="http://schemas.microsoft.com/office/2019/extlst" xmlns:r="http://schemas.openxmlformats.org/officeDocument/2006/relationships" xmlns:m="http://schemas.openxmlformats.org/officeDocument/2006/math" xmlns:v="urn:schemas-microsoft-com:vml" xmlns:wp14="http://schemas.microsoft.com/office/word/2010/wordprocessingDrawing" xmlns:wp="http://schemas.openxmlformats.org/drawingml/2006/wordprocessingDrawing" xmlns:w10="urn:schemas-microsoft-com:office:word" xmlns:w="http://schemas.openxmlformats.org/wordprocessingml/2006/main" xmlns:w14="http://schemas.microsoft.com/office/word/2010/wordml" xmlns:w15="http://schemas.microsoft.com/office/word/2012/wordml" xmlns:w16cex="http://schemas.microsoft.com/office/word/2018/wordml/cex" xmlns:w16cid="http://schemas.microsoft.com/office/word/2016/wordml/cid" xmlns:w16="http://schemas.microsoft.com/office/word/2018/wordml" xmlns:w16du="http://schemas.microsoft.com/office/word/2023/wordml/word16du" xmlns:w16sdtdh="http://schemas.microsoft.com/office/word/2020/wordml/sdtdatahash" xmlns:w16sdtfl="http://schemas.microsoft.com/office/word/2024/wordml/sdtformatlock" xmlns:w16se="http://schemas.microsoft.com/office/word/2015/wordml/symex" xmlns:wpg="http://schemas.microsoft.com/office/word/2010/wordprocessingGroup" xmlns:wpi="http://schemas.microsoft.com/office/word/2010/wordprocessingInk" xmlns:wne="http://schemas.microsoft.com/office/word/2006/wordml" xmlns:wps="http://schemas.microsoft.com/office/word/2010/wordprocessingShape" mc:Ignorable="w14 w15 w16se w16cid w16 w16cex w16sdtdh w16sdtfl w16du wp14">
   <w:p>
     <w:pPr>
-      <w:spacing w:after="0" w:line="259" w:lineRule="auto"/>
-      <w:ind w:left="363" w:firstLine="0"/>
+      <w:spacing w:line="259" w:lineRule="auto"/>
+      <w:ind w:left="363" w:firstLine="560"/>
       <w:jc w:val="center"/>
     </w:pPr>
     <w:r>
@@ -2808,8 +3565,8 @@
 <w:ftr xmlns:wpc="http://schemas.microsoft.com/office/word/2010/wordprocessingCanvas" xmlns:cx="http://schemas.microsoft.com/office/drawing/2014/chartex" xmlns:cx1="http://schemas.microsoft.com/office/drawing/2015/9/8/chartex" xmlns:cx2="http://schemas.microsoft.com/office/drawing/2015/10/21/chartex" xmlns:cx3="http://schemas.microsoft.com/office/drawing/2016/5/9/chartex" xmlns:cx4="http://schemas.microsoft.com/office/drawing/2016/5/10/chartex" xmlns:cx5="http://schemas.microsoft.com/office/drawing/2016/5/11/chartex" xmlns:cx6="http://schemas.microsoft.com/office/drawing/2016/5/12/chartex" xmlns:cx7="http://schemas.microsoft.com/office/drawing/2016/5/13/chartex" xmlns:cx8="http://schemas.microsoft.com/office/drawing/2016/5/14/chartex" xmlns:mc="http://schemas.openxmlformats.org/markup-compatibility/2006" xmlns:aink="http://schemas.microsoft.com/office/drawing/2016/ink" xmlns:am3d="http://schemas.microsoft.com/office/drawing/2017/model3d" xmlns:o="urn:schemas-microsoft-com:office:office" xmlns:oel="http://schemas.microsoft.com/office/2019/extlst" xmlns:r="http://schemas.openxmlformats.org/officeDocument/2006/relationships" xmlns:m="http://schemas.openxmlformats.org/officeDocument/2006/math" xmlns:v="urn:schemas-microsoft-com:vml" xmlns:wp14="http://schemas.microsoft.com/office/word/2010/wordprocessingDrawing" xmlns:wp="http://schemas.openxmlformats.org/drawingml/2006/wordprocessingDrawing" xmlns:w10="urn:schemas-microsoft-com:office:word" xmlns:w="http://schemas.openxmlformats.org/wordprocessingml/2006/main" xmlns:w14="http://schemas.microsoft.com/office/word/2010/wordml" xmlns:w15="http://schemas.microsoft.com/office/word/2012/wordml" xmlns:w16cex="http://schemas.microsoft.com/office/word/2018/wordml/cex" xmlns:w16cid="http://schemas.microsoft.com/office/word/2016/wordml/cid" xmlns:w16="http://schemas.microsoft.com/office/word/2018/wordml" xmlns:w16du="http://schemas.microsoft.com/office/word/2023/wordml/word16du" xmlns:w16sdtdh="http://schemas.microsoft.com/office/word/2020/wordml/sdtdatahash" xmlns:w16sdtfl="http://schemas.microsoft.com/office/word/2024/wordml/sdtformatlock" xmlns:w16se="http://schemas.microsoft.com/office/word/2015/wordml/symex" xmlns:wpg="http://schemas.microsoft.com/office/word/2010/wordprocessingGroup" xmlns:wpi="http://schemas.microsoft.com/office/word/2010/wordprocessingInk" xmlns:wne="http://schemas.microsoft.com/office/word/2006/wordml" xmlns:wps="http://schemas.microsoft.com/office/word/2010/wordprocessingShape" mc:Ignorable="w14 w15 w16se w16cid w16 w16cex w16sdtdh w16sdtfl w16du wp14">
   <w:p>
     <w:pPr>
-      <w:spacing w:after="0" w:line="259" w:lineRule="auto"/>
-      <w:ind w:left="363" w:firstLine="0"/>
+      <w:spacing w:line="259" w:lineRule="auto"/>
+      <w:ind w:left="363" w:firstLine="560"/>
       <w:jc w:val="center"/>
     </w:pPr>
     <w:r>
@@ -2851,7 +3608,7 @@
   <w:p>
     <w:pPr>
       <w:spacing w:after="160" w:line="259" w:lineRule="auto"/>
-      <w:ind w:left="0" w:firstLine="0"/>
+      <w:ind w:firstLine="560"/>
       <w:jc w:val="left"/>
     </w:pPr>
   </w:p>
@@ -2863,7 +3620,8 @@
   <w:footnote w:type="separator" w:id="-1">
     <w:p>
       <w:pPr>
-        <w:spacing w:after="0" w:line="240" w:lineRule="auto"/>
+        <w:spacing w:line="240" w:lineRule="auto"/>
+        <w:ind w:firstLine="560"/>
       </w:pPr>
       <w:r>
         <w:separator/>
@@ -2873,7 +3631,8 @@
   <w:footnote w:type="continuationSeparator" w:id="0">
     <w:p>
       <w:pPr>
-        <w:spacing w:after="0" w:line="240" w:lineRule="auto"/>
+        <w:spacing w:line="240" w:lineRule="auto"/>
+        <w:ind w:firstLine="560"/>
       </w:pPr>
       <w:r>
         <w:continuationSeparator/>
@@ -2886,6 +3645,119 @@
 <file path=word/numbering.xml><?xml version="1.0" encoding="utf-8"?>
 <w:numbering xmlns:wpc="http://schemas.microsoft.com/office/word/2010/wordprocessingCanvas" xmlns:cx="http://schemas.microsoft.com/office/drawing/2014/chartex" xmlns:cx1="http://schemas.microsoft.com/office/drawing/2015/9/8/chartex" xmlns:cx2="http://schemas.microsoft.com/office/drawing/2015/10/21/chartex" xmlns:cx3="http://schemas.microsoft.com/office/drawing/2016/5/9/chartex" xmlns:cx4="http://schemas.microsoft.com/office/drawing/2016/5/10/chartex" xmlns:cx5="http://schemas.microsoft.com/office/drawing/2016/5/11/chartex" xmlns:cx6="http://schemas.microsoft.com/office/drawing/2016/5/12/chartex" xmlns:cx7="http://schemas.microsoft.com/office/drawing/2016/5/13/chartex" xmlns:cx8="http://schemas.microsoft.com/office/drawing/2016/5/14/chartex" xmlns:mc="http://schemas.openxmlformats.org/markup-compatibility/2006" xmlns:aink="http://schemas.microsoft.com/office/drawing/2016/ink" xmlns:am3d="http://schemas.microsoft.com/office/drawing/2017/model3d" xmlns:o="urn:schemas-microsoft-com:office:office" xmlns:oel="http://schemas.microsoft.com/office/2019/extlst" xmlns:r="http://schemas.openxmlformats.org/officeDocument/2006/relationships" xmlns:m="http://schemas.openxmlformats.org/officeDocument/2006/math" xmlns:v="urn:schemas-microsoft-com:vml" xmlns:wp14="http://schemas.microsoft.com/office/word/2010/wordprocessingDrawing" xmlns:wp="http://schemas.openxmlformats.org/drawingml/2006/wordprocessingDrawing" xmlns:w10="urn:schemas-microsoft-com:office:word" xmlns:w="http://schemas.openxmlformats.org/wordprocessingml/2006/main" xmlns:w14="http://schemas.microsoft.com/office/word/2010/wordml" xmlns:w15="http://schemas.microsoft.com/office/word/2012/wordml" xmlns:w16cex="http://schemas.microsoft.com/office/word/2018/wordml/cex" xmlns:w16cid="http://schemas.microsoft.com/office/word/2016/wordml/cid" xmlns:w16="http://schemas.microsoft.com/office/word/2018/wordml" xmlns:w16du="http://schemas.microsoft.com/office/word/2023/wordml/word16du" xmlns:w16sdtdh="http://schemas.microsoft.com/office/word/2020/wordml/sdtdatahash" xmlns:w16sdtfl="http://schemas.microsoft.com/office/word/2024/wordml/sdtformatlock" xmlns:w16se="http://schemas.microsoft.com/office/word/2015/wordml/symex" xmlns:wpg="http://schemas.microsoft.com/office/word/2010/wordprocessingGroup" xmlns:wpi="http://schemas.microsoft.com/office/word/2010/wordprocessingInk" xmlns:wne="http://schemas.microsoft.com/office/word/2006/wordml" xmlns:wps="http://schemas.microsoft.com/office/word/2010/wordprocessingShape" mc:Ignorable="w14 w15 w16se w16cid w16 w16cex w16sdtdh w16sdtfl w16du wp14">
   <w:abstractNum w:abstractNumId="0" w15:restartNumberingAfterBreak="0">
+    <w:nsid w:val="17EE36EF"/>
+    <w:multiLevelType w:val="hybridMultilevel"/>
+    <w:tmpl w:val="5F641158"/>
+    <w:lvl w:ilvl="0" w:tplc="04090001">
+      <w:start w:val="1"/>
+      <w:numFmt w:val="bullet"/>
+      <w:lvlText w:val=""/>
+      <w:lvlJc w:val="left"/>
+      <w:pPr>
+        <w:ind w:left="1000" w:hanging="440"/>
+      </w:pPr>
+      <w:rPr>
+        <w:rFonts w:ascii="Wingdings" w:hAnsi="Wingdings" w:hint="default"/>
+      </w:rPr>
+    </w:lvl>
+    <w:lvl w:ilvl="1" w:tplc="04090003" w:tentative="1">
+      <w:start w:val="1"/>
+      <w:numFmt w:val="bullet"/>
+      <w:lvlText w:val=""/>
+      <w:lvlJc w:val="left"/>
+      <w:pPr>
+        <w:ind w:left="1440" w:hanging="440"/>
+      </w:pPr>
+      <w:rPr>
+        <w:rFonts w:ascii="Wingdings" w:hAnsi="Wingdings" w:hint="default"/>
+      </w:rPr>
+    </w:lvl>
+    <w:lvl w:ilvl="2" w:tplc="04090005" w:tentative="1">
+      <w:start w:val="1"/>
+      <w:numFmt w:val="bullet"/>
+      <w:lvlText w:val=""/>
+      <w:lvlJc w:val="left"/>
+      <w:pPr>
+        <w:ind w:left="1880" w:hanging="440"/>
+      </w:pPr>
+      <w:rPr>
+        <w:rFonts w:ascii="Wingdings" w:hAnsi="Wingdings" w:hint="default"/>
+      </w:rPr>
+    </w:lvl>
+    <w:lvl w:ilvl="3" w:tplc="04090001" w:tentative="1">
+      <w:start w:val="1"/>
+      <w:numFmt w:val="bullet"/>
+      <w:lvlText w:val=""/>
+      <w:lvlJc w:val="left"/>
+      <w:pPr>
+        <w:ind w:left="2320" w:hanging="440"/>
+      </w:pPr>
+      <w:rPr>
+        <w:rFonts w:ascii="Wingdings" w:hAnsi="Wingdings" w:hint="default"/>
+      </w:rPr>
+    </w:lvl>
+    <w:lvl w:ilvl="4" w:tplc="04090003" w:tentative="1">
+      <w:start w:val="1"/>
+      <w:numFmt w:val="bullet"/>
+      <w:lvlText w:val=""/>
+      <w:lvlJc w:val="left"/>
+      <w:pPr>
+        <w:ind w:left="2760" w:hanging="440"/>
+      </w:pPr>
+      <w:rPr>
+        <w:rFonts w:ascii="Wingdings" w:hAnsi="Wingdings" w:hint="default"/>
+      </w:rPr>
+    </w:lvl>
+    <w:lvl w:ilvl="5" w:tplc="04090005" w:tentative="1">
+      <w:start w:val="1"/>
+      <w:numFmt w:val="bullet"/>
+      <w:lvlText w:val=""/>
+      <w:lvlJc w:val="left"/>
+      <w:pPr>
+        <w:ind w:left="3200" w:hanging="440"/>
+      </w:pPr>
+      <w:rPr>
+        <w:rFonts w:ascii="Wingdings" w:hAnsi="Wingdings" w:hint="default"/>
+      </w:rPr>
+    </w:lvl>
+    <w:lvl w:ilvl="6" w:tplc="04090001" w:tentative="1">
+      <w:start w:val="1"/>
+      <w:numFmt w:val="bullet"/>
+      <w:lvlText w:val=""/>
+      <w:lvlJc w:val="left"/>
+      <w:pPr>
+        <w:ind w:left="3640" w:hanging="440"/>
+      </w:pPr>
+      <w:rPr>
+        <w:rFonts w:ascii="Wingdings" w:hAnsi="Wingdings" w:hint="default"/>
+      </w:rPr>
+    </w:lvl>
+    <w:lvl w:ilvl="7" w:tplc="04090003" w:tentative="1">
+      <w:start w:val="1"/>
+      <w:numFmt w:val="bullet"/>
+      <w:lvlText w:val=""/>
+      <w:lvlJc w:val="left"/>
+      <w:pPr>
+        <w:ind w:left="4080" w:hanging="440"/>
+      </w:pPr>
+      <w:rPr>
+        <w:rFonts w:ascii="Wingdings" w:hAnsi="Wingdings" w:hint="default"/>
+      </w:rPr>
+    </w:lvl>
+    <w:lvl w:ilvl="8" w:tplc="04090005" w:tentative="1">
+      <w:start w:val="1"/>
+      <w:numFmt w:val="bullet"/>
+      <w:lvlText w:val=""/>
+      <w:lvlJc w:val="left"/>
+      <w:pPr>
+        <w:ind w:left="4520" w:hanging="440"/>
+      </w:pPr>
+      <w:rPr>
+        <w:rFonts w:ascii="Wingdings" w:hAnsi="Wingdings" w:hint="default"/>
+      </w:rPr>
+    </w:lvl>
+  </w:abstractNum>
+  <w:abstractNum w:abstractNumId="1" w15:restartNumberingAfterBreak="0">
     <w:nsid w:val="58835DEF"/>
     <w:multiLevelType w:val="hybridMultilevel"/>
     <w:tmpl w:val="2DAA4F80"/>
@@ -3097,8 +3969,127 @@
       </w:rPr>
     </w:lvl>
   </w:abstractNum>
+  <w:abstractNum w:abstractNumId="2" w15:restartNumberingAfterBreak="0">
+    <w:nsid w:val="75790369"/>
+    <w:multiLevelType w:val="hybridMultilevel"/>
+    <w:tmpl w:val="3A10FD4E"/>
+    <w:lvl w:ilvl="0" w:tplc="E8EADFD6">
+      <w:start w:val="1"/>
+      <w:numFmt w:val="bullet"/>
+      <w:lvlText w:val="–"/>
+      <w:lvlJc w:val="left"/>
+      <w:pPr>
+        <w:ind w:left="1000" w:hanging="440"/>
+      </w:pPr>
+      <w:rPr>
+        <w:rFonts w:ascii="Times New Roman" w:eastAsia="宋体" w:hAnsi="Times New Roman" w:cs="Times New Roman" w:hint="default"/>
+      </w:rPr>
+    </w:lvl>
+    <w:lvl w:ilvl="1" w:tplc="FFFFFFFF" w:tentative="1">
+      <w:start w:val="1"/>
+      <w:numFmt w:val="bullet"/>
+      <w:lvlText w:val=""/>
+      <w:lvlJc w:val="left"/>
+      <w:pPr>
+        <w:ind w:left="1440" w:hanging="440"/>
+      </w:pPr>
+      <w:rPr>
+        <w:rFonts w:ascii="Wingdings" w:hAnsi="Wingdings" w:hint="default"/>
+      </w:rPr>
+    </w:lvl>
+    <w:lvl w:ilvl="2" w:tplc="FFFFFFFF" w:tentative="1">
+      <w:start w:val="1"/>
+      <w:numFmt w:val="bullet"/>
+      <w:lvlText w:val=""/>
+      <w:lvlJc w:val="left"/>
+      <w:pPr>
+        <w:ind w:left="1880" w:hanging="440"/>
+      </w:pPr>
+      <w:rPr>
+        <w:rFonts w:ascii="Wingdings" w:hAnsi="Wingdings" w:hint="default"/>
+      </w:rPr>
+    </w:lvl>
+    <w:lvl w:ilvl="3" w:tplc="FFFFFFFF" w:tentative="1">
+      <w:start w:val="1"/>
+      <w:numFmt w:val="bullet"/>
+      <w:lvlText w:val=""/>
+      <w:lvlJc w:val="left"/>
+      <w:pPr>
+        <w:ind w:left="2320" w:hanging="440"/>
+      </w:pPr>
+      <w:rPr>
+        <w:rFonts w:ascii="Wingdings" w:hAnsi="Wingdings" w:hint="default"/>
+      </w:rPr>
+    </w:lvl>
+    <w:lvl w:ilvl="4" w:tplc="FFFFFFFF" w:tentative="1">
+      <w:start w:val="1"/>
+      <w:numFmt w:val="bullet"/>
+      <w:lvlText w:val=""/>
+      <w:lvlJc w:val="left"/>
+      <w:pPr>
+        <w:ind w:left="2760" w:hanging="440"/>
+      </w:pPr>
+      <w:rPr>
+        <w:rFonts w:ascii="Wingdings" w:hAnsi="Wingdings" w:hint="default"/>
+      </w:rPr>
+    </w:lvl>
+    <w:lvl w:ilvl="5" w:tplc="FFFFFFFF" w:tentative="1">
+      <w:start w:val="1"/>
+      <w:numFmt w:val="bullet"/>
+      <w:lvlText w:val=""/>
+      <w:lvlJc w:val="left"/>
+      <w:pPr>
+        <w:ind w:left="3200" w:hanging="440"/>
+      </w:pPr>
+      <w:rPr>
+        <w:rFonts w:ascii="Wingdings" w:hAnsi="Wingdings" w:hint="default"/>
+      </w:rPr>
+    </w:lvl>
+    <w:lvl w:ilvl="6" w:tplc="FFFFFFFF" w:tentative="1">
+      <w:start w:val="1"/>
+      <w:numFmt w:val="bullet"/>
+      <w:lvlText w:val=""/>
+      <w:lvlJc w:val="left"/>
+      <w:pPr>
+        <w:ind w:left="3640" w:hanging="440"/>
+      </w:pPr>
+      <w:rPr>
+        <w:rFonts w:ascii="Wingdings" w:hAnsi="Wingdings" w:hint="default"/>
+      </w:rPr>
+    </w:lvl>
+    <w:lvl w:ilvl="7" w:tplc="FFFFFFFF" w:tentative="1">
+      <w:start w:val="1"/>
+      <w:numFmt w:val="bullet"/>
+      <w:lvlText w:val=""/>
+      <w:lvlJc w:val="left"/>
+      <w:pPr>
+        <w:ind w:left="4080" w:hanging="440"/>
+      </w:pPr>
+      <w:rPr>
+        <w:rFonts w:ascii="Wingdings" w:hAnsi="Wingdings" w:hint="default"/>
+      </w:rPr>
+    </w:lvl>
+    <w:lvl w:ilvl="8" w:tplc="FFFFFFFF" w:tentative="1">
+      <w:start w:val="1"/>
+      <w:numFmt w:val="bullet"/>
+      <w:lvlText w:val=""/>
+      <w:lvlJc w:val="left"/>
+      <w:pPr>
+        <w:ind w:left="4520" w:hanging="440"/>
+      </w:pPr>
+      <w:rPr>
+        <w:rFonts w:ascii="Wingdings" w:hAnsi="Wingdings" w:hint="default"/>
+      </w:rPr>
+    </w:lvl>
+  </w:abstractNum>
   <w:num w:numId="1" w16cid:durableId="337658273">
+    <w:abstractNumId w:val="1"/>
+  </w:num>
+  <w:num w:numId="2" w16cid:durableId="493881010">
     <w:abstractNumId w:val="0"/>
+  </w:num>
+  <w:num w:numId="3" w16cid:durableId="2032606320">
+    <w:abstractNumId w:val="2"/>
   </w:num>
 </w:numbering>
 </file>
@@ -3503,9 +4494,10 @@
   <w:style w:type="paragraph" w:default="1" w:styleId="a">
     <w:name w:val="Normal"/>
     <w:qFormat/>
+    <w:rsid w:val="002D40A4"/>
     <w:pPr>
-      <w:spacing w:after="14" w:line="387" w:lineRule="auto"/>
-      <w:ind w:left="435" w:hanging="10"/>
+      <w:spacing w:after="0" w:line="360" w:lineRule="auto"/>
+      <w:ind w:firstLineChars="200" w:firstLine="200"/>
       <w:jc w:val="both"/>
     </w:pPr>
     <w:rPr>
@@ -3638,6 +4630,7 @@
   <w:style w:type="paragraph" w:styleId="TOC1">
     <w:name w:val="toc 1"/>
     <w:hidden/>
+    <w:uiPriority w:val="39"/>
     <w:pPr>
       <w:spacing w:after="159" w:line="259" w:lineRule="auto"/>
       <w:ind w:left="450" w:right="70" w:hanging="10"/>
@@ -3652,6 +4645,7 @@
   <w:style w:type="paragraph" w:styleId="TOC2">
     <w:name w:val="toc 2"/>
     <w:hidden/>
+    <w:uiPriority w:val="39"/>
     <w:pPr>
       <w:spacing w:after="146" w:line="259" w:lineRule="auto"/>
       <w:ind w:left="874" w:right="79" w:hanging="10"/>
@@ -3676,6 +4670,61 @@
         <w:right w:w="0" w:type="dxa"/>
       </w:tblCellMar>
     </w:tblPr>
+  </w:style>
+  <w:style w:type="paragraph" w:styleId="a3">
+    <w:name w:val="header"/>
+    <w:basedOn w:val="a"/>
+    <w:link w:val="a4"/>
+    <w:uiPriority w:val="99"/>
+    <w:unhideWhenUsed/>
+    <w:rsid w:val="00EE07C2"/>
+    <w:pPr>
+      <w:tabs>
+        <w:tab w:val="center" w:pos="4153"/>
+        <w:tab w:val="right" w:pos="8306"/>
+      </w:tabs>
+      <w:snapToGrid w:val="0"/>
+      <w:spacing w:line="240" w:lineRule="auto"/>
+      <w:jc w:val="center"/>
+    </w:pPr>
+    <w:rPr>
+      <w:sz w:val="18"/>
+      <w:szCs w:val="18"/>
+    </w:rPr>
+  </w:style>
+  <w:style w:type="character" w:customStyle="1" w:styleId="a4">
+    <w:name w:val="页眉 字符"/>
+    <w:basedOn w:val="a0"/>
+    <w:link w:val="a3"/>
+    <w:uiPriority w:val="99"/>
+    <w:rsid w:val="00EE07C2"/>
+    <w:rPr>
+      <w:rFonts w:ascii="Times New Roman" w:eastAsia="Times New Roman" w:hAnsi="Times New Roman" w:cs="Times New Roman"/>
+      <w:color w:val="000000"/>
+      <w:sz w:val="18"/>
+      <w:szCs w:val="18"/>
+    </w:rPr>
+  </w:style>
+  <w:style w:type="paragraph" w:styleId="a5">
+    <w:name w:val="List Paragraph"/>
+    <w:basedOn w:val="a"/>
+    <w:uiPriority w:val="34"/>
+    <w:qFormat/>
+    <w:rsid w:val="007426A3"/>
+    <w:pPr>
+      <w:ind w:firstLine="420"/>
+    </w:pPr>
+  </w:style>
+  <w:style w:type="character" w:styleId="a6">
+    <w:name w:val="Hyperlink"/>
+    <w:basedOn w:val="a0"/>
+    <w:uiPriority w:val="99"/>
+    <w:unhideWhenUsed/>
+    <w:rsid w:val="007426A3"/>
+    <w:rPr>
+      <w:color w:val="467886" w:themeColor="hyperlink"/>
+      <w:u w:val="single"/>
+    </w:rPr>
   </w:style>
 </w:styles>
 </file>
